--- a/tests/corpus_v2/docs/lease_0004.docx
+++ b/tests/corpus_v2/docs/lease_0004.docx
@@ -18,19 +18,25 @@
         <w:rPr>
           <w:b/>
         </w:rPr>
-        <w:t xml:space="preserve">№ 60/2023-С</w:t>
-      </w:r>
-    </w:p>
-    <w:p/>
-    <w:p>
-      <w:r>
-        <w:t xml:space="preserve">г. Красногорск</w:t>
+        <w:t xml:space="preserve">№ </w:t>
+      </w:r>
+      <w:r>
+        <w:rPr>
+          <w:b/>
+        </w:rPr>
+        <w:t xml:space="preserve">30Ф-15283/18-828Д</w:t>
+      </w:r>
+    </w:p>
+    <w:p/>
+    <w:p>
+      <w:r>
+        <w:t xml:space="preserve">г. Тверь</w:t>
       </w:r>
       <w:r>
         <w:t xml:space="preserve">     </w:t>
       </w:r>
       <w:r>
-        <w:t xml:space="preserve">«05» января 2023 г.</w:t>
+        <w:t xml:space="preserve">01.03.2024</w:t>
       </w:r>
     </w:p>
     <w:p/>
@@ -39,7 +45,7 @@
         <w:t xml:space="preserve">ИП </w:t>
       </w:r>
       <w:r>
-        <w:t xml:space="preserve">Комаров Д. М.</w:t>
+        <w:t xml:space="preserve">Комаров Дмитрий Михайлович</w:t>
       </w:r>
       <w:r>
         <w:t xml:space="preserve">, ИНН </w:t>
@@ -54,10 +60,10 @@
         <w:t xml:space="preserve">, с одной стороны, и </w:t>
       </w:r>
       <w:r>
-        <w:t xml:space="preserve">Индивидуальный предприниматель </w:t>
-      </w:r>
-      <w:r>
-        <w:t xml:space="preserve">Воробьёв Н. Ю.</w:t>
+        <w:t xml:space="preserve">ИП </w:t>
+      </w:r>
+      <w:r>
+        <w:t xml:space="preserve">Воробьёв Николай Юрьевич</w:t>
       </w:r>
       <w:r>
         <w:t xml:space="preserve">, ИНН </w:t>
@@ -69,10 +75,10 @@
         <w:t xml:space="preserve">, именуемый в дальнейшем «Арендатор», действующий на основании свидетельства о государственной регистрации</w:t>
       </w:r>
       <w:r>
-        <w:t xml:space="preserve">, с другой стороны, совместно именуемые «Стороны», заключили настоящий </w:t>
-      </w:r>
-      <w:r>
-        <w:t xml:space="preserve">Договор № 6/2025-А</w:t>
+        <w:t xml:space="preserve">, с другой стороны, совместно именуемые «Стороны», заключили настоящий Договор № </w:t>
+      </w:r>
+      <w:r>
+        <w:t xml:space="preserve">15391/574-сс</w:t>
       </w:r>
       <w:r>
         <w:t xml:space="preserve"> (далее — Договор) о нижеследующем:</w:t>
@@ -114,7 +120,7 @@
         <w:t xml:space="preserve">Срок передачи помещения по акту приёма-передачи — </w:t>
       </w:r>
       <w:r>
-        <w:t xml:space="preserve">в течение 10 рабочих дней с момента выставления счета</w:t>
+        <w:t xml:space="preserve">не позднее 05.12.2026</w:t>
       </w:r>
       <w:r>
         <w:t xml:space="preserve">.</w:t>
@@ -128,7 +134,10 @@
         <w:t xml:space="preserve">Арендная плата за месяц: </w:t>
       </w:r>
       <w:r>
-        <w:t xml:space="preserve">3 000 (Три тысячи) рублей 50 копеек</w:t>
+        <w:t xml:space="preserve">153 000 (сто пятьдесят три тысячи) рублей 00 копеек</w:t>
+      </w:r>
+      <w:r>
+        <w:t xml:space="preserve">, НДС не облагается</w:t>
       </w:r>
       <w:r>
         <w:t xml:space="preserve">. Плата вносится ежемесячно не позднее 10-го числа текущего месяца.</w:t>
@@ -156,7 +165,7 @@
         <w:t xml:space="preserve">2.1. Общая цена Договора: </w:t>
       </w:r>
       <w:r>
-        <w:t xml:space="preserve">231 588,06 (двести тридцать одна тысяча пятьсот восемьдесят восемь рублей шесть копеек)</w:t>
+        <w:t xml:space="preserve">не менее 226000,3 (Двухсот двадцати шести тысяч) рублей</w:t>
       </w:r>
       <w:r>
         <w:t xml:space="preserve">.</w:t>
@@ -167,7 +176,7 @@
         <w:t xml:space="preserve">2.2. Налог: </w:t>
       </w:r>
       <w:r>
-        <w:t xml:space="preserve">0,1% за каждый день просрочки</w:t>
+        <w:t xml:space="preserve">1/130 ключевой ставки ЦБ РФ за каждый день просрочки</w:t>
       </w:r>
       <w:r>
         <w:t xml:space="preserve">.</w:t>
@@ -178,7 +187,7 @@
         <w:t xml:space="preserve">2.3. Срок оплаты — </w:t>
       </w:r>
       <w:r>
-        <w:t xml:space="preserve">в течение 5 рабочих дней с момента подписания акта</w:t>
+        <w:t xml:space="preserve">в течение 10 дней со дня предъявления требования</w:t>
       </w:r>
       <w:r>
         <w:t xml:space="preserve">.</w:t>
@@ -258,7 +267,10 @@
         <w:t xml:space="preserve">. Цена — </w:t>
       </w:r>
       <w:r>
-        <w:t xml:space="preserve">не более 25 000 (Двадцати пяти тысяч) рублей</w:t>
+        <w:t xml:space="preserve">Девять миллионов двести тысяч два рубля 00 копеек</w:t>
+      </w:r>
+      <w:r>
+        <w:t xml:space="preserve">, НДС не облагается</w:t>
       </w:r>
       <w:r>
         <w:t xml:space="preserve">.</w:t>
@@ -278,7 +290,7 @@
         <w:t xml:space="preserve">3.1. Место исполнения обязательств: </w:t>
       </w:r>
       <w:r>
-        <w:t xml:space="preserve">Екатеринбург, Кирова 62</w:t>
+        <w:t xml:space="preserve">Тверь, Промышленная 62</w:t>
       </w:r>
       <w:r>
         <w:t xml:space="preserve">.</w:t>
@@ -306,7 +318,7 @@
         <w:t xml:space="preserve">3.3. Срок исполнения обязательств — </w:t>
       </w:r>
       <w:r>
-        <w:t xml:space="preserve">30 дней с момента заключения контракта</w:t>
+        <w:t xml:space="preserve">в течение 5 (Пяти) рабочих дней с момента подписания акта</w:t>
       </w:r>
       <w:r>
         <w:t xml:space="preserve">.</w:t>
@@ -337,13 +349,19 @@
         <w:t xml:space="preserve">Размер неустойки за нарушение сроков оплаты: </w:t>
       </w:r>
       <w:r>
-        <w:t xml:space="preserve">0,5% от стоимости</w:t>
+        <w:t xml:space="preserve">0,01 (одной сотой) % от общей суммы счета</w:t>
       </w:r>
       <w:r>
         <w:t xml:space="preserve">. Предельный размер ответственности: </w:t>
       </w:r>
       <w:r>
-        <w:t xml:space="preserve">15% годовых</w:t>
+        <w:t xml:space="preserve">1/300 ключевой ставки ЦБ РФ годовых</w:t>
+      </w:r>
+      <w:r>
+        <w:t xml:space="preserve">, но не более </w:t>
+      </w:r>
+      <w:r>
+        <w:t xml:space="preserve">0,1 (одна десятая процента) % от цены Договора</w:t>
       </w:r>
       <w:r>
         <w:t xml:space="preserve">.</w:t>
@@ -365,7 +383,7 @@
         <w:t xml:space="preserve">Сторона, для которой создалась невозможность исполнения, обязана уведомить другую Сторону. Срок уведомления — </w:t>
       </w:r>
       <w:r>
-        <w:t xml:space="preserve">30 рабочих дней с момента поступления денежных средств на расчетный счет</w:t>
+        <w:t xml:space="preserve">в течение 5 (Пяти) дней с даты подписания Сторонами акта сдачи-приемки оказанных услуг</w:t>
       </w:r>
       <w:r>
         <w:t xml:space="preserve">.</w:t>
@@ -379,13 +397,81 @@
         <w:t xml:space="preserve">Все споры и разногласия решаются путём переговоров. Претензионный порядок обязателен, срок ответа на претензию — </w:t>
       </w:r>
       <w:r>
-        <w:t xml:space="preserve">3 рабочих дня</w:t>
-      </w:r>
-      <w:r>
-        <w:t xml:space="preserve">.</w:t>
-      </w:r>
-    </w:p>
-    <w:p/>
+        <w:t xml:space="preserve">не позднее 10.12.2025</w:t>
+      </w:r>
+      <w:r>
+        <w:t xml:space="preserve">.</w:t>
+      </w:r>
+    </w:p>
+    <w:p/>
+    <w:p/>
+    <w:p/>
+    <w:p>
+      <w:r>
+        <w:rPr>
+          <w:b/>
+        </w:rPr>
+        <w:t xml:space="preserve">9. КОНТРОЛЬНЫЕ ВЕЛИЧИНЫ</w:t>
+      </w:r>
+    </w:p>
+    <w:p>
+      <w:r>
+        <w:t xml:space="preserve">9.1. Контрольная запись: </w:t>
+      </w:r>
+      <w:r>
+        <w:rPr>
+          <w:b/>
+        </w:rPr>
+        <w:t xml:space="preserve">1/1</w:t>
+      </w:r>
+      <w:r>
+        <w:t xml:space="preserve">50 ключевой ставки ЦБ РФ за каждый день просрочки</w:t>
+      </w:r>
+      <w:r>
+        <w:t xml:space="preserve">.</w:t>
+      </w:r>
+    </w:p>
+    <w:p>
+      <w:r>
+        <w:t xml:space="preserve">9.2. Контрольная запись: </w:t>
+      </w:r>
+      <w:r>
+        <w:rPr>
+          <w:b/>
+        </w:rPr>
+        <w:t xml:space="preserve">не позднее 05.11.20</w:t>
+      </w:r>
+      <w:r>
+        <w:t xml:space="preserve">26</w:t>
+      </w:r>
+      <w:r>
+        <w:t xml:space="preserve">.</w:t>
+      </w:r>
+    </w:p>
+    <w:p>
+      <w:r>
+        <w:t xml:space="preserve">9.3. Контрольная запись: </w:t>
+      </w:r>
+      <w:r>
+        <w:t xml:space="preserve">88Ф-03002/15-630Д</w:t>
+      </w:r>
+      <w:r>
+        <w:t xml:space="preserve">.</w:t>
+      </w:r>
+    </w:p>
+    <w:p>
+      <w:r>
+        <w:t xml:space="preserve">9.4. Контрольная запись: </w:t>
+      </w:r>
+      <w:r>
+        <w:t xml:space="preserve">7</w:t>
+        <w:br/>
+        <w:t xml:space="preserve">96 000,89 руб.</w:t>
+      </w:r>
+      <w:r>
+        <w:t xml:space="preserve">.</w:t>
+      </w:r>
+    </w:p>
     <w:p/>
     <w:p>
       <w:r>
@@ -438,7 +524,7 @@
               <w:t xml:space="preserve">Адрес регистрации: </w:t>
             </w:r>
             <w:r>
-              <w:t xml:space="preserve">Самара, Пушкина 86</w:t>
+              <w:t xml:space="preserve">Нижний Новгород, Мира 35</w:t>
             </w:r>
           </w:p>
           <w:p>
@@ -477,7 +563,7 @@
               <w:t xml:space="preserve">Тел.: </w:t>
             </w:r>
             <w:r>
-              <w:t xml:space="preserve">+7 (495) 246-95-73</w:t>
+              <w:t xml:space="preserve">+7 (843) 698-74-21</w:t>
             </w:r>
           </w:p>
           <w:p>
@@ -485,7 +571,7 @@
               <w:t xml:space="preserve">E-mail: </w:t>
             </w:r>
             <w:r>
-              <w:t xml:space="preserve">komarov@romashka.ru</w:t>
+              <w:t xml:space="preserve">komarov@inbox.ru</w:t>
             </w:r>
           </w:p>
           <w:p/>
@@ -523,7 +609,7 @@
               <w:t xml:space="preserve">Адрес регистрации: </w:t>
             </w:r>
             <w:r>
-              <w:t xml:space="preserve">Самара, Советская 20</w:t>
+              <w:t xml:space="preserve">Екатеринбург, Кирова 86</w:t>
             </w:r>
           </w:p>
           <w:p>
@@ -562,7 +648,7 @@
               <w:t xml:space="preserve">Тел.: </w:t>
             </w:r>
             <w:r>
-              <w:t xml:space="preserve">+7 (383) 224-72-44</w:t>
+              <w:t xml:space="preserve">+7 (383) 152-86-43</w:t>
             </w:r>
           </w:p>
           <w:p>
@@ -570,7 +656,7 @@
               <w:t xml:space="preserve">E-mail: </w:t>
             </w:r>
             <w:r>
-              <w:t xml:space="preserve">vorobev@sibtrans.ru</w:t>
+              <w:t xml:space="preserve">vorobev@inbox.ru</w:t>
             </w:r>
           </w:p>
           <w:p/>
@@ -652,19 +738,19 @@
         <w:t xml:space="preserve">Реквизиты для возврата: </w:t>
       </w:r>
       <w:r>
-        <w:t xml:space="preserve">443010, г. Самара, ул. Полевая, д. 51, кв. 161</w:t>
+        <w:t xml:space="preserve">630099, г. Новосибирск, пер. Кирова, д. 73, кв. 107</w:t>
       </w:r>
       <w:r>
         <w:t xml:space="preserve">, ИНН </w:t>
       </w:r>
       <w:r>
-        <w:t xml:space="preserve">2638909464</w:t>
+        <w:t xml:space="preserve">4939886380</w:t>
       </w:r>
       <w:r>
         <w:t xml:space="preserve">, контакт: </w:t>
       </w:r>
       <w:r>
-        <w:t xml:space="preserve">Лебедева Ирина Олеговна</w:t>
+        <w:t xml:space="preserve">Кузнецова Ирина Олеговна</w:t>
       </w:r>
     </w:p>
   </w:footnote>

--- a/tests/corpus_v2/docs/lease_0004.docx
+++ b/tests/corpus_v2/docs/lease_0004.docx
@@ -453,7 +453,13 @@
         <w:t xml:space="preserve">9.3. Контрольная запись: </w:t>
       </w:r>
       <w:r>
-        <w:t xml:space="preserve">88Ф-03002/15-630Д</w:t>
+        <w:rPr>
+          <w:b/>
+        </w:rPr>
+        <w:t xml:space="preserve">88Ф-03</w:t>
+      </w:r>
+      <w:r>
+        <w:t xml:space="preserve">002/15-630Д</w:t>
       </w:r>
       <w:r>
         <w:t xml:space="preserve">.</w:t>

--- a/tests/corpus_v2/docs/lease_0004.docx
+++ b/tests/corpus_v2/docs/lease_0004.docx
@@ -78,7 +78,7 @@
         <w:t xml:space="preserve">, с другой стороны, совместно именуемые «Стороны», заключили настоящий Договор № </w:t>
       </w:r>
       <w:r>
-        <w:t xml:space="preserve">15391/574-сс</w:t>
+        <w:t xml:space="preserve">15/14</w:t>
       </w:r>
       <w:r>
         <w:t xml:space="preserve"> (далее — Договор) о нижеследующем:</w:t>
@@ -120,7 +120,7 @@
         <w:t xml:space="preserve">Срок передачи помещения по акту приёма-передачи — </w:t>
       </w:r>
       <w:r>
-        <w:t xml:space="preserve">не позднее 05.12.2026</w:t>
+        <w:t xml:space="preserve">не позднее 24.07.2025</w:t>
       </w:r>
       <w:r>
         <w:t xml:space="preserve">.</w:t>
@@ -134,7 +134,7 @@
         <w:t xml:space="preserve">Арендная плата за месяц: </w:t>
       </w:r>
       <w:r>
-        <w:t xml:space="preserve">153 000 (сто пятьдесят три тысячи) рублей 00 копеек</w:t>
+        <w:t xml:space="preserve">845 000 (восемьсот сорок пять тысяч) рублей 00 копеек</w:t>
       </w:r>
       <w:r>
         <w:t xml:space="preserve">, НДС не облагается</w:t>
@@ -456,10 +456,10 @@
         <w:rPr>
           <w:b/>
         </w:rPr>
-        <w:t xml:space="preserve">88Ф-03</w:t>
-      </w:r>
-      <w:r>
-        <w:t xml:space="preserve">002/15-630Д</w:t>
+        <w:t xml:space="preserve">88/20</w:t>
+      </w:r>
+      <w:r>
+        <w:t xml:space="preserve">23-А</w:t>
       </w:r>
       <w:r>
         <w:t xml:space="preserve">.</w:t>
@@ -470,9 +470,9 @@
         <w:t xml:space="preserve">9.4. Контрольная запись: </w:t>
       </w:r>
       <w:r>
-        <w:t xml:space="preserve">7</w:t>
+        <w:t xml:space="preserve">6</w:t>
         <w:br/>
-        <w:t xml:space="preserve">96 000,89 руб.</w:t>
+        <w:t xml:space="preserve">39 000,89 руб.</w:t>
       </w:r>
       <w:r>
         <w:t xml:space="preserve">.</w:t>

--- a/tests/corpus_v2/docs/lease_0004.docx
+++ b/tests/corpus_v2/docs/lease_0004.docx
@@ -264,10 +264,16 @@
         <w:t xml:space="preserve">МКАС при ТПП РФ</w:t>
       </w:r>
       <w:r>
+        <w:t xml:space="preserve">. Товар отгружается с сопроводительным документом паспорт качества № </w:t>
+      </w:r>
+      <w:r>
+        <w:t xml:space="preserve">61 08 174521</w:t>
+      </w:r>
+      <w:r>
         <w:t xml:space="preserve">. Цена — </w:t>
       </w:r>
       <w:r>
-        <w:t xml:space="preserve">Девять миллионов двести тысяч два рубля 00 копеек</w:t>
+        <w:t xml:space="preserve">Два миллиона два рубля 00 копеек</w:t>
       </w:r>
       <w:r>
         <w:t xml:space="preserve">, НДС не облагается</w:t>
@@ -290,7 +296,7 @@
         <w:t xml:space="preserve">3.1. Место исполнения обязательств: </w:t>
       </w:r>
       <w:r>
-        <w:t xml:space="preserve">Тверь, Промышленная 62</w:t>
+        <w:t xml:space="preserve">Воронеж Кирова 19/1 кв 13</w:t>
       </w:r>
       <w:r>
         <w:t xml:space="preserve">.</w:t>
@@ -307,7 +313,7 @@
         <w:t xml:space="preserve"> по телефону </w:t>
       </w:r>
       <w:r>
-        <w:t xml:space="preserve">+7 (846) 349-40-28</w:t>
+        <w:t xml:space="preserve">+7 (812) 837-85-15</w:t>
       </w:r>
       <w:r>
         <w:t xml:space="preserve">.</w:t>
@@ -318,7 +324,7 @@
         <w:t xml:space="preserve">3.3. Срок исполнения обязательств — </w:t>
       </w:r>
       <w:r>
-        <w:t xml:space="preserve">в течение 5 (Пяти) рабочих дней с момента подписания акта</w:t>
+        <w:t xml:space="preserve">в течение 3 (Трёх) рабочих дней с момента подписания акта</w:t>
       </w:r>
       <w:r>
         <w:t xml:space="preserve">.</w:t>
@@ -383,7 +389,7 @@
         <w:t xml:space="preserve">Сторона, для которой создалась невозможность исполнения, обязана уведомить другую Сторону. Срок уведомления — </w:t>
       </w:r>
       <w:r>
-        <w:t xml:space="preserve">в течение 5 (Пяти) дней с даты подписания Сторонами акта сдачи-приемки оказанных услуг</w:t>
+        <w:t xml:space="preserve">в течение 10 (Десяти) дней с даты подписания Сторонами акта сдачи-приемки оказанных услуг</w:t>
       </w:r>
       <w:r>
         <w:t xml:space="preserve">.</w:t>
@@ -397,7 +403,7 @@
         <w:t xml:space="preserve">Все споры и разногласия решаются путём переговоров. Претензионный порядок обязателен, срок ответа на претензию — </w:t>
       </w:r>
       <w:r>
-        <w:t xml:space="preserve">не позднее 10.12.2025</w:t>
+        <w:t xml:space="preserve">не позднее 04.11.2025</w:t>
       </w:r>
       <w:r>
         <w:t xml:space="preserve">.</w:t>
@@ -439,10 +445,10 @@
         <w:rPr>
           <w:b/>
         </w:rPr>
-        <w:t xml:space="preserve">не позднее 05.11.20</w:t>
-      </w:r>
-      <w:r>
-        <w:t xml:space="preserve">26</w:t>
+        <w:t xml:space="preserve">не позднее 20.01.20</w:t>
+      </w:r>
+      <w:r>
+        <w:t xml:space="preserve">25</w:t>
       </w:r>
       <w:r>
         <w:t xml:space="preserve">.</w:t>
@@ -456,10 +462,10 @@
         <w:rPr>
           <w:b/>
         </w:rPr>
-        <w:t xml:space="preserve">88/20</w:t>
-      </w:r>
-      <w:r>
-        <w:t xml:space="preserve">23-А</w:t>
+        <w:t xml:space="preserve">70/20</w:t>
+      </w:r>
+      <w:r>
+        <w:t xml:space="preserve">23-К</w:t>
       </w:r>
       <w:r>
         <w:t xml:space="preserve">.</w:t>
@@ -470,9 +476,9 @@
         <w:t xml:space="preserve">9.4. Контрольная запись: </w:t>
       </w:r>
       <w:r>
-        <w:t xml:space="preserve">6</w:t>
+        <w:t xml:space="preserve">2 8</w:t>
         <w:br/>
-        <w:t xml:space="preserve">39 000,89 руб.</w:t>
+        <w:t xml:space="preserve">80 000,74 руб.</w:t>
       </w:r>
       <w:r>
         <w:t xml:space="preserve">.</w:t>
@@ -530,7 +536,7 @@
               <w:t xml:space="preserve">Адрес регистрации: </w:t>
             </w:r>
             <w:r>
-              <w:t xml:space="preserve">Нижний Новгород, Мира 35</w:t>
+              <w:t xml:space="preserve">Екатеринбург, Гагарина 29</w:t>
             </w:r>
           </w:p>
           <w:p>
@@ -569,7 +575,7 @@
               <w:t xml:space="preserve">Тел.: </w:t>
             </w:r>
             <w:r>
-              <w:t xml:space="preserve">+7 (843) 698-74-21</w:t>
+              <w:t xml:space="preserve">+7 (383) 786-83-16</w:t>
             </w:r>
           </w:p>
           <w:p>
@@ -577,7 +583,7 @@
               <w:t xml:space="preserve">E-mail: </w:t>
             </w:r>
             <w:r>
-              <w:t xml:space="preserve">komarov@inbox.ru</w:t>
+              <w:t xml:space="preserve">komarov@corp-tehno.ru</w:t>
             </w:r>
           </w:p>
           <w:p/>
@@ -615,7 +621,7 @@
               <w:t xml:space="preserve">Адрес регистрации: </w:t>
             </w:r>
             <w:r>
-              <w:t xml:space="preserve">Екатеринбург, Кирова 86</w:t>
+              <w:t xml:space="preserve">Новосибирск Кирова 73/4 кв 34</w:t>
             </w:r>
           </w:p>
           <w:p>
@@ -654,7 +660,7 @@
               <w:t xml:space="preserve">Тел.: </w:t>
             </w:r>
             <w:r>
-              <w:t xml:space="preserve">+7 (383) 152-86-43</w:t>
+              <w:t xml:space="preserve">+7 (383) 324-92-86</w:t>
             </w:r>
           </w:p>
           <w:p>
@@ -662,7 +668,7 @@
               <w:t xml:space="preserve">E-mail: </w:t>
             </w:r>
             <w:r>
-              <w:t xml:space="preserve">vorobev@inbox.ru</w:t>
+              <w:t xml:space="preserve">vorobev@bk.ru</w:t>
             </w:r>
           </w:p>
           <w:p/>
@@ -744,19 +750,19 @@
         <w:t xml:space="preserve">Реквизиты для возврата: </w:t>
       </w:r>
       <w:r>
-        <w:t xml:space="preserve">630099, г. Новосибирск, пер. Кирова, д. 73, кв. 107</w:t>
+        <w:t xml:space="preserve">603000, г. Нижний Новгород, наб. Строителей, д. 84, кв. 53</w:t>
       </w:r>
       <w:r>
         <w:t xml:space="preserve">, ИНН </w:t>
       </w:r>
       <w:r>
-        <w:t xml:space="preserve">4939886380</w:t>
+        <w:t xml:space="preserve">8492598563</w:t>
       </w:r>
       <w:r>
         <w:t xml:space="preserve">, контакт: </w:t>
       </w:r>
       <w:r>
-        <w:t xml:space="preserve">Кузнецова Ирина Олеговна</w:t>
+        <w:t xml:space="preserve">Павлов Артём Михайлович</w:t>
       </w:r>
     </w:p>
   </w:footnote>

--- a/tests/corpus_v2/docs/lease_0004.docx
+++ b/tests/corpus_v2/docs/lease_0004.docx
@@ -270,10 +270,46 @@
         <w:t xml:space="preserve">61 08 174521</w:t>
       </w:r>
       <w:r>
+        <w:t xml:space="preserve">. К партии приложен паспорт изделия № </w:t>
+      </w:r>
+      <w:r>
+        <w:t xml:space="preserve">24 13 230544</w:t>
+      </w:r>
+      <w:r>
+        <w:t xml:space="preserve">. Оборудование поставляется с паспортом транспортного средства № </w:t>
+      </w:r>
+      <w:r>
+        <w:t xml:space="preserve">62 24 255302</w:t>
+      </w:r>
+      <w:r>
+        <w:t xml:space="preserve">. Приёмка производится согласно техническому паспорту </w:t>
+      </w:r>
+      <w:r>
+        <w:t xml:space="preserve">31 05 703809</w:t>
+      </w:r>
+      <w:r>
+        <w:t xml:space="preserve">. СНИЛС не указан, номер заказа </w:t>
+      </w:r>
+      <w:r>
+        <w:t xml:space="preserve">097-098-300 92</w:t>
+      </w:r>
+      <w:r>
+        <w:t xml:space="preserve">. Дата рождения не проставлена, документ выдан </w:t>
+      </w:r>
+      <w:r>
+        <w:t xml:space="preserve">19.01.2015</w:t>
+      </w:r>
+      <w:r>
+        <w:t xml:space="preserve">. Код подразделения, см. артикул </w:t>
+      </w:r>
+      <w:r>
+        <w:t xml:space="preserve">609-222</w:t>
+      </w:r>
+      <w:r>
         <w:t xml:space="preserve">. Цена — </w:t>
       </w:r>
       <w:r>
-        <w:t xml:space="preserve">Два миллиона два рубля 00 копеек</w:t>
+        <w:t xml:space="preserve">Десять миллионов восемьсот тысяч два рубля 00 копеек</w:t>
       </w:r>
       <w:r>
         <w:t xml:space="preserve">, НДС не облагается</w:t>
@@ -296,7 +332,7 @@
         <w:t xml:space="preserve">3.1. Место исполнения обязательств: </w:t>
       </w:r>
       <w:r>
-        <w:t xml:space="preserve">Воронеж Кирова 19/1 кв 13</w:t>
+        <w:t xml:space="preserve">Пермь, Лесная 3</w:t>
       </w:r>
       <w:r>
         <w:t xml:space="preserve">.</w:t>
@@ -313,7 +349,7 @@
         <w:t xml:space="preserve"> по телефону </w:t>
       </w:r>
       <w:r>
-        <w:t xml:space="preserve">+7 (812) 837-85-15</w:t>
+        <w:t xml:space="preserve">+7 (499) 729-17-99</w:t>
       </w:r>
       <w:r>
         <w:t xml:space="preserve">.</w:t>
@@ -324,7 +360,7 @@
         <w:t xml:space="preserve">3.3. Срок исполнения обязательств — </w:t>
       </w:r>
       <w:r>
-        <w:t xml:space="preserve">в течение 3 (Трёх) рабочих дней с момента подписания акта</w:t>
+        <w:t xml:space="preserve">в течение 7 (Семи) рабочих дней с момента подписания акта</w:t>
       </w:r>
       <w:r>
         <w:t xml:space="preserve">.</w:t>
@@ -389,7 +425,7 @@
         <w:t xml:space="preserve">Сторона, для которой создалась невозможность исполнения, обязана уведомить другую Сторону. Срок уведомления — </w:t>
       </w:r>
       <w:r>
-        <w:t xml:space="preserve">в течение 10 (Десяти) дней с даты подписания Сторонами акта сдачи-приемки оказанных услуг</w:t>
+        <w:t xml:space="preserve">в течение 60 (Шестидесяти) дней с даты подписания Сторонами акта сдачи-приемки оказанных услуг</w:t>
       </w:r>
       <w:r>
         <w:t xml:space="preserve">.</w:t>
@@ -403,7 +439,7 @@
         <w:t xml:space="preserve">Все споры и разногласия решаются путём переговоров. Претензионный порядок обязателен, срок ответа на претензию — </w:t>
       </w:r>
       <w:r>
-        <w:t xml:space="preserve">не позднее 04.11.2025</w:t>
+        <w:t xml:space="preserve">не позднее 04.08.2026</w:t>
       </w:r>
       <w:r>
         <w:t xml:space="preserve">.</w:t>
@@ -428,10 +464,10 @@
         <w:rPr>
           <w:b/>
         </w:rPr>
-        <w:t xml:space="preserve">1/1</w:t>
-      </w:r>
-      <w:r>
-        <w:t xml:space="preserve">50 ключевой ставки ЦБ РФ за каждый день просрочки</w:t>
+        <w:t xml:space="preserve">1</w:t>
+      </w:r>
+      <w:r>
+        <w:t xml:space="preserve">5 (пятнадцать) процентов от стоимости неоплаченных работ</w:t>
       </w:r>
       <w:r>
         <w:t xml:space="preserve">.</w:t>
@@ -445,10 +481,10 @@
         <w:rPr>
           <w:b/>
         </w:rPr>
-        <w:t xml:space="preserve">не позднее 20.01.20</w:t>
-      </w:r>
-      <w:r>
-        <w:t xml:space="preserve">25</w:t>
+        <w:t xml:space="preserve">в течение 3</w:t>
+      </w:r>
+      <w:r>
+        <w:t xml:space="preserve">0 (Тридцати) календарных дней с момента выставления счета</w:t>
       </w:r>
       <w:r>
         <w:t xml:space="preserve">.</w:t>
@@ -462,7 +498,7 @@
         <w:rPr>
           <w:b/>
         </w:rPr>
-        <w:t xml:space="preserve">70/20</w:t>
+        <w:t xml:space="preserve">81/20</w:t>
       </w:r>
       <w:r>
         <w:t xml:space="preserve">23-К</w:t>
@@ -476,9 +512,9 @@
         <w:t xml:space="preserve">9.4. Контрольная запись: </w:t>
       </w:r>
       <w:r>
-        <w:t xml:space="preserve">2 8</w:t>
+        <w:t xml:space="preserve">23 8</w:t>
         <w:br/>
-        <w:t xml:space="preserve">80 000,74 руб.</w:t>
+        <w:t xml:space="preserve">00 000,85 руб.</w:t>
       </w:r>
       <w:r>
         <w:t xml:space="preserve">.</w:t>
@@ -536,7 +572,7 @@
               <w:t xml:space="preserve">Адрес регистрации: </w:t>
             </w:r>
             <w:r>
-              <w:t xml:space="preserve">Екатеринбург, Гагарина 29</w:t>
+              <w:t xml:space="preserve">Самара, Победы 45</w:t>
             </w:r>
           </w:p>
           <w:p>
@@ -575,7 +611,7 @@
               <w:t xml:space="preserve">Тел.: </w:t>
             </w:r>
             <w:r>
-              <w:t xml:space="preserve">+7 (383) 786-83-16</w:t>
+              <w:t xml:space="preserve">+7 (499) 457-82-63</w:t>
             </w:r>
           </w:p>
           <w:p>
@@ -621,7 +657,7 @@
               <w:t xml:space="preserve">Адрес регистрации: </w:t>
             </w:r>
             <w:r>
-              <w:t xml:space="preserve">Новосибирск Кирова 73/4 кв 34</w:t>
+              <w:t xml:space="preserve">Красногорск, Кутузовский 67</w:t>
             </w:r>
           </w:p>
           <w:p>
@@ -660,7 +696,7 @@
               <w:t xml:space="preserve">Тел.: </w:t>
             </w:r>
             <w:r>
-              <w:t xml:space="preserve">+7 (383) 324-92-86</w:t>
+              <w:t xml:space="preserve">+7 (843) 782-93-36</w:t>
             </w:r>
           </w:p>
           <w:p>
@@ -750,19 +786,19 @@
         <w:t xml:space="preserve">Реквизиты для возврата: </w:t>
       </w:r>
       <w:r>
-        <w:t xml:space="preserve">603000, г. Нижний Новгород, наб. Строителей, д. 84, кв. 53</w:t>
+        <w:t xml:space="preserve">141400, г. Химки, просп. Кутузовский, д. 41, кв. 156</w:t>
       </w:r>
       <w:r>
         <w:t xml:space="preserve">, ИНН </w:t>
       </w:r>
       <w:r>
-        <w:t xml:space="preserve">8492598563</w:t>
+        <w:t xml:space="preserve">8562670696</w:t>
       </w:r>
       <w:r>
         <w:t xml:space="preserve">, контакт: </w:t>
       </w:r>
       <w:r>
-        <w:t xml:space="preserve">Павлов Артём Михайлович</w:t>
+        <w:t xml:space="preserve">Петрова Екатерина Сергеевна</w:t>
       </w:r>
     </w:p>
   </w:footnote>

--- a/tests/corpus_v2/docs/lease_0004.docx
+++ b/tests/corpus_v2/docs/lease_0004.docx
@@ -318,218 +318,120 @@
         <w:t xml:space="preserve">.</w:t>
       </w:r>
     </w:p>
-    <w:p/>
-    <w:p>
-      <w:r>
-        <w:rPr>
-          <w:b/>
-        </w:rPr>
-        <w:t xml:space="preserve">3. МЕСТО И СРОКИ ИСПОЛНЕНИЯ</w:t>
-      </w:r>
-    </w:p>
-    <w:p>
-      <w:r>
-        <w:t xml:space="preserve">3.1. Место исполнения обязательств: </w:t>
-      </w:r>
-      <w:r>
-        <w:t xml:space="preserve">Пермь, Лесная 3</w:t>
-      </w:r>
-      <w:r>
-        <w:t xml:space="preserve">.</w:t>
-      </w:r>
-    </w:p>
-    <w:p>
-      <w:r>
-        <w:t xml:space="preserve">3.2. Уведомления направляются </w:t>
-      </w:r>
-      <w:r>
-        <w:t xml:space="preserve">Воробьёву Николаю Юрьевичу</w:t>
-      </w:r>
-      <w:r>
-        <w:t xml:space="preserve"> по телефону </w:t>
-      </w:r>
-      <w:r>
-        <w:t xml:space="preserve">+7 (499) 729-17-99</w:t>
-      </w:r>
-      <w:r>
-        <w:t xml:space="preserve">.</w:t>
-      </w:r>
-    </w:p>
-    <w:p>
-      <w:r>
-        <w:t xml:space="preserve">3.3. Срок исполнения обязательств — </w:t>
-      </w:r>
-      <w:r>
-        <w:t xml:space="preserve">в течение 7 (Семи) рабочих дней с момента подписания акта</w:t>
-      </w:r>
-      <w:r>
-        <w:t xml:space="preserve">.</w:t>
-      </w:r>
-    </w:p>
-    <w:p/>
-    <w:p>
-      <w:r>
-        <w:rPr>
-          <w:b/>
-        </w:rPr>
-        <w:t xml:space="preserve">4. ПРОЧИЕ УСЛОВИЯ</w:t>
-      </w:r>
-    </w:p>
-    <w:p>
-      <w:r>
-        <w:t xml:space="preserve">4.1. </w:t>
-      </w:r>
-      <w:r>
-        <w:t xml:space="preserve">Стороны несут ответственность за неисполнение или ненадлежащее исполнение обязательств в соответствии с законодательством Российской Федерации.</w:t>
-      </w:r>
-    </w:p>
-    <w:p>
-      <w:r>
-        <w:t xml:space="preserve">4.2. </w:t>
-      </w:r>
-      <w:r>
-        <w:t xml:space="preserve">Размер неустойки за нарушение сроков оплаты: </w:t>
-      </w:r>
-      <w:r>
-        <w:t xml:space="preserve">0,01 (одной сотой) % от общей суммы счета</w:t>
-      </w:r>
-      <w:r>
-        <w:t xml:space="preserve">. Предельный размер ответственности: </w:t>
-      </w:r>
-      <w:r>
-        <w:t xml:space="preserve">1/300 ключевой ставки ЦБ РФ годовых</w:t>
-      </w:r>
-      <w:r>
-        <w:t xml:space="preserve">, но не более </w:t>
-      </w:r>
-      <w:r>
-        <w:t xml:space="preserve">0,1 (одна десятая процента) % от цены Договора</w:t>
-      </w:r>
-      <w:r>
-        <w:t xml:space="preserve">.</w:t>
-      </w:r>
-    </w:p>
-    <w:p>
-      <w:r>
-        <w:t xml:space="preserve">4.3. </w:t>
-      </w:r>
-      <w:r>
-        <w:t xml:space="preserve">Стороны освобождаются от ответственности при наступлении обстоятельств непреодолимой силы, если они прямо повлияли на исполнение обязательств.</w:t>
-      </w:r>
-    </w:p>
-    <w:p>
-      <w:r>
-        <w:t xml:space="preserve">4.4. </w:t>
-      </w:r>
-      <w:r>
-        <w:t xml:space="preserve">Сторона, для которой создалась невозможность исполнения, обязана уведомить другую Сторону. Срок уведомления — </w:t>
-      </w:r>
-      <w:r>
-        <w:t xml:space="preserve">в течение 60 (Шестидесяти) дней с даты подписания Сторонами акта сдачи-приемки оказанных услуг</w:t>
-      </w:r>
-      <w:r>
-        <w:t xml:space="preserve">.</w:t>
-      </w:r>
-    </w:p>
-    <w:p>
-      <w:r>
-        <w:t xml:space="preserve">4.5. </w:t>
-      </w:r>
-      <w:r>
-        <w:t xml:space="preserve">Все споры и разногласия решаются путём переговоров. Претензионный порядок обязателен, срок ответа на претензию — </w:t>
-      </w:r>
-      <w:r>
-        <w:t xml:space="preserve">не позднее 04.08.2026</w:t>
-      </w:r>
-      <w:r>
-        <w:t xml:space="preserve">.</w:t>
-      </w:r>
-    </w:p>
-    <w:p/>
-    <w:p/>
-    <w:p/>
-    <w:p>
-      <w:r>
-        <w:rPr>
-          <w:b/>
-        </w:rPr>
-        <w:t xml:space="preserve">9. КОНТРОЛЬНЫЕ ВЕЛИЧИНЫ</w:t>
-      </w:r>
-    </w:p>
-    <w:p>
-      <w:r>
-        <w:t xml:space="preserve">9.1. Контрольная запись: </w:t>
-      </w:r>
-      <w:r>
-        <w:rPr>
-          <w:b/>
-        </w:rPr>
-        <w:t xml:space="preserve">1</w:t>
-      </w:r>
-      <w:r>
-        <w:t xml:space="preserve">5 (пятнадцать) процентов от стоимости неоплаченных работ</w:t>
-      </w:r>
-      <w:r>
-        <w:t xml:space="preserve">.</w:t>
-      </w:r>
-    </w:p>
-    <w:p>
-      <w:r>
-        <w:t xml:space="preserve">9.2. Контрольная запись: </w:t>
-      </w:r>
-      <w:r>
-        <w:rPr>
-          <w:b/>
-        </w:rPr>
-        <w:t xml:space="preserve">в течение 3</w:t>
-      </w:r>
-      <w:r>
-        <w:t xml:space="preserve">0 (Тридцати) календарных дней с момента выставления счета</w:t>
-      </w:r>
-      <w:r>
-        <w:t xml:space="preserve">.</w:t>
-      </w:r>
-    </w:p>
-    <w:p>
-      <w:r>
-        <w:t xml:space="preserve">9.3. Контрольная запись: </w:t>
-      </w:r>
-      <w:r>
-        <w:rPr>
-          <w:b/>
-        </w:rPr>
-        <w:t xml:space="preserve">81/20</w:t>
-      </w:r>
-      <w:r>
-        <w:t xml:space="preserve">23-К</w:t>
-      </w:r>
-      <w:r>
-        <w:t xml:space="preserve">.</w:t>
-      </w:r>
-    </w:p>
-    <w:p>
-      <w:r>
-        <w:t xml:space="preserve">9.4. Контрольная запись: </w:t>
-      </w:r>
-      <w:r>
-        <w:t xml:space="preserve">23 8</w:t>
-        <w:br/>
-        <w:t xml:space="preserve">00 000,85 руб.</w:t>
-      </w:r>
-      <w:r>
-        <w:t xml:space="preserve">.</w:t>
-      </w:r>
-    </w:p>
-    <w:p/>
-    <w:p>
-      <w:r>
-        <w:rPr>
-          <w:b/>
-        </w:rPr>
-        <w:t xml:space="preserve">РЕКВИЗИТЫ И ПОДПИСИ СТОРОН</w:t>
-      </w:r>
-    </w:p>
-    <w:p/>
+    <w:p>
+      <w:r>
+        <w:t xml:space="preserve">2.5. </w:t>
+      </w:r>
+      <w:r>
+        <w:t xml:space="preserve">Товар маркирован штрихкодом </w:t>
+      </w:r>
+      <w:r>
+        <w:t xml:space="preserve">4609204046142</w:t>
+      </w:r>
+      <w:r>
+        <w:t xml:space="preserve">. Код контрагента по ОКПО — </w:t>
+      </w:r>
+      <w:r>
+        <w:t xml:space="preserve">0098357015</w:t>
+      </w:r>
+      <w:r>
+        <w:t xml:space="preserve">. Оборудование учтено под инвентарным номером </w:t>
+      </w:r>
+      <w:r>
+        <w:t xml:space="preserve">041015088</w:t>
+      </w:r>
+      <w:r>
+        <w:t xml:space="preserve">, складской позиции присвоен номер </w:t>
+      </w:r>
+      <w:r>
+        <w:t xml:space="preserve">748783537</w:t>
+      </w:r>
+      <w:r>
+        <w:t xml:space="preserve">.</w:t>
+      </w:r>
+    </w:p>
+    <w:p>
+      <w:r>
+        <w:t xml:space="preserve">2.6. </w:t>
+      </w:r>
+      <w:r>
+        <w:t xml:space="preserve">Оплата по счёту-фактуре на КБК </w:t>
+      </w:r>
+      <w:r>
+        <w:t xml:space="preserve">18210101011011000129</w:t>
+      </w:r>
+      <w:r>
+        <w:t xml:space="preserve">. ИНН не присвоен, регистрационный № </w:t>
+      </w:r>
+      <w:r>
+        <w:t xml:space="preserve">4290535035</w:t>
+      </w:r>
+      <w:r>
+        <w:t xml:space="preserve">. ИНН не присвоен, платёжный документ № </w:t>
+      </w:r>
+      <w:r>
+        <w:t xml:space="preserve">298452773234</w:t>
+      </w:r>
+      <w:r>
+        <w:t xml:space="preserve">. Заказчик действует в лице </w:t>
+      </w:r>
+      <w:r>
+        <w:t xml:space="preserve">уполномоченного представителя</w:t>
+      </w:r>
+      <w:r>
+        <w:t xml:space="preserve">, назначаемого приказом.</w:t>
+      </w:r>
+    </w:p>
+    <w:p>
+      <w:r>
+        <w:t xml:space="preserve">2.7. </w:t>
+      </w:r>
+      <w:r>
+        <w:t xml:space="preserve">Массовая доля влаги в товаре — </w:t>
+      </w:r>
+      <w:r>
+        <w:t xml:space="preserve">не более 15 %</w:t>
+      </w:r>
+      <w:r>
+        <w:t xml:space="preserve">. Товар подлежит хранению </w:t>
+      </w:r>
+      <w:r>
+        <w:t xml:space="preserve">в течение 48 часов</w:t>
+      </w:r>
+      <w:r>
+        <w:t xml:space="preserve"> при температуре не выше +4 °C. Срок исковой давности по требованиям, вытекающим из Договора, составляет </w:t>
+      </w:r>
+      <w:r>
+        <w:t xml:space="preserve">в течение трёх лет</w:t>
+      </w:r>
+      <w:r>
+        <w:t xml:space="preserve">, как установлено статьёй 196 Гражданского кодекса Российской Федерации. Обработка данных ведётся согласно Федеральному закону от 27.07.2006 № 152-ФЗ </w:t>
+      </w:r>
+      <w:r>
+        <w:t xml:space="preserve">«О персональных данных»</w:t>
+      </w:r>
+      <w:r>
+        <w:t xml:space="preserve">. Товар поставляется под маркой </w:t>
+      </w:r>
+      <w:r>
+        <w:t xml:space="preserve">«Стандарт»</w:t>
+      </w:r>
+      <w:r>
+        <w:t xml:space="preserve">. Влажность определяется </w:t>
+      </w:r>
+      <w:r>
+        <w:t xml:space="preserve">по методу Кьельдаля</w:t>
+      </w:r>
+      <w:r>
+        <w:t xml:space="preserve">. Споры передаются на рассмотрение в Арбитражный суд </w:t>
+      </w:r>
+      <w:r>
+        <w:t xml:space="preserve">города Москвы</w:t>
+      </w:r>
+      <w:r>
+        <w:t xml:space="preserve">.</w:t>
+      </w:r>
+    </w:p>
     <w:tbl>
       <w:tblPr>
         <w:tblW w:w="9360" w:type="dxa"/>
@@ -553,82 +455,7 @@
           </w:tcPr>
           <w:p>
             <w:r>
-              <w:rPr>
-                <w:b/>
-              </w:rPr>
-              <w:t xml:space="preserve">Арендодатель:</w:t>
-            </w:r>
-          </w:p>
-          <w:p>
-            <w:r>
-              <w:t xml:space="preserve">Индивидуальный предприниматель </w:t>
-            </w:r>
-            <w:r>
-              <w:t xml:space="preserve">Комаров Дмитрий Михайлович</w:t>
-            </w:r>
-          </w:p>
-          <w:p>
-            <w:r>
-              <w:t xml:space="preserve">Адрес регистрации: </w:t>
-            </w:r>
-            <w:r>
-              <w:t xml:space="preserve">Самара, Победы 45</w:t>
-            </w:r>
-          </w:p>
-          <w:p>
-            <w:r>
-              <w:t xml:space="preserve">ИНН </w:t>
-            </w:r>
-            <w:r>
-              <w:t xml:space="preserve">130662212672</w:t>
-            </w:r>
-            <w:r>
-              <w:t xml:space="preserve"> ОГРНИП </w:t>
-            </w:r>
-            <w:r>
-              <w:t xml:space="preserve">302761797065412</w:t>
-            </w:r>
-          </w:p>
-          <w:p>
-            <w:r>
-              <w:t xml:space="preserve">р/с </w:t>
-            </w:r>
-            <w:r>
-              <w:t xml:space="preserve">40802810854827401040</w:t>
-            </w:r>
-            <w:r>
-              <w:t xml:space="preserve"> в Банк ВТБ (ПАО)</w:t>
-            </w:r>
-            <w:r>
-              <w:t xml:space="preserve">, БИК </w:t>
-            </w:r>
-            <w:r>
-              <w:t xml:space="preserve">044525187</w:t>
-            </w:r>
-          </w:p>
-          <w:p>
-            <w:r>
-              <w:t xml:space="preserve">Тел.: </w:t>
-            </w:r>
-            <w:r>
-              <w:t xml:space="preserve">+7 (499) 457-82-63</w:t>
-            </w:r>
-          </w:p>
-          <w:p>
-            <w:r>
-              <w:t xml:space="preserve">E-mail: </w:t>
-            </w:r>
-            <w:r>
-              <w:t xml:space="preserve">komarov@corp-tehno.ru</w:t>
-            </w:r>
-          </w:p>
-          <w:p/>
-          <w:p>
-            <w:r>
-              <w:t xml:space="preserve">ИП ______________ </w:t>
-            </w:r>
-            <w:r>
-              <w:t xml:space="preserve">Комаров Д. М.</w:t>
+              <w:t xml:space="preserve">8</w:t>
             </w:r>
           </w:p>
         </w:tc>
@@ -638,6 +465,332 @@
           </w:tcPr>
           <w:p>
             <w:r>
+              <w:t xml:space="preserve">2176092569</w:t>
+            </w:r>
+          </w:p>
+        </w:tc>
+      </w:tr>
+    </w:tbl>
+    <w:p/>
+    <w:p>
+      <w:r>
+        <w:rPr>
+          <w:b/>
+        </w:rPr>
+        <w:t xml:space="preserve">3. МЕСТО И СРОКИ ИСПОЛНЕНИЯ</w:t>
+      </w:r>
+    </w:p>
+    <w:p>
+      <w:r>
+        <w:t xml:space="preserve">3.1. Место исполнения обязательств: </w:t>
+      </w:r>
+      <w:r>
+        <w:t xml:space="preserve">Пермь Гагарина 29/1 кв 77</w:t>
+      </w:r>
+      <w:r>
+        <w:t xml:space="preserve">.</w:t>
+      </w:r>
+    </w:p>
+    <w:p>
+      <w:r>
+        <w:t xml:space="preserve">3.2. Уведомления направляются </w:t>
+      </w:r>
+      <w:r>
+        <w:t xml:space="preserve">Воробьёву Николаю Юрьевичу</w:t>
+      </w:r>
+      <w:r>
+        <w:t xml:space="preserve"> по телефону </w:t>
+      </w:r>
+      <w:r>
+        <w:t xml:space="preserve">+7 (812) 503-54-39</w:t>
+      </w:r>
+      <w:r>
+        <w:t xml:space="preserve">.</w:t>
+      </w:r>
+    </w:p>
+    <w:p>
+      <w:r>
+        <w:t xml:space="preserve">3.3. Срок исполнения обязательств — </w:t>
+      </w:r>
+      <w:r>
+        <w:t xml:space="preserve">в течение 20 (Двадцати) рабочих дней с момента подписания акта</w:t>
+      </w:r>
+      <w:r>
+        <w:t xml:space="preserve">.</w:t>
+      </w:r>
+    </w:p>
+    <w:p/>
+    <w:p>
+      <w:r>
+        <w:rPr>
+          <w:b/>
+        </w:rPr>
+        <w:t xml:space="preserve">4. ПРОЧИЕ УСЛОВИЯ</w:t>
+      </w:r>
+    </w:p>
+    <w:p>
+      <w:r>
+        <w:t xml:space="preserve">4.1. </w:t>
+      </w:r>
+      <w:r>
+        <w:t xml:space="preserve">Стороны несут ответственность за неисполнение или ненадлежащее исполнение обязательств в соответствии с законодательством Российской Федерации.</w:t>
+      </w:r>
+    </w:p>
+    <w:p>
+      <w:r>
+        <w:t xml:space="preserve">4.2. </w:t>
+      </w:r>
+      <w:r>
+        <w:t xml:space="preserve">Размер неустойки за нарушение сроков оплаты: </w:t>
+      </w:r>
+      <w:r>
+        <w:t xml:space="preserve">0,01 (одной сотой) % от общей суммы счета</w:t>
+      </w:r>
+      <w:r>
+        <w:t xml:space="preserve">. Предельный размер ответственности: </w:t>
+      </w:r>
+      <w:r>
+        <w:t xml:space="preserve">1/300 ключевой ставки ЦБ РФ годовых</w:t>
+      </w:r>
+      <w:r>
+        <w:t xml:space="preserve">, но не более </w:t>
+      </w:r>
+      <w:r>
+        <w:t xml:space="preserve">0,1 (одна десятая процента) % от цены Договора</w:t>
+      </w:r>
+      <w:r>
+        <w:t xml:space="preserve">.</w:t>
+      </w:r>
+    </w:p>
+    <w:p>
+      <w:r>
+        <w:t xml:space="preserve">4.3. </w:t>
+      </w:r>
+      <w:r>
+        <w:t xml:space="preserve">Стороны освобождаются от ответственности при наступлении обстоятельств непреодолимой силы, если они прямо повлияли на исполнение обязательств.</w:t>
+      </w:r>
+    </w:p>
+    <w:p>
+      <w:r>
+        <w:t xml:space="preserve">4.4. </w:t>
+      </w:r>
+      <w:r>
+        <w:t xml:space="preserve">Сторона, для которой создалась невозможность исполнения, обязана уведомить другую Сторону. Срок уведомления — </w:t>
+      </w:r>
+      <w:r>
+        <w:t xml:space="preserve">в течение 30 (Тридцати) дней с даты подписания Сторонами акта сдачи-приемки оказанных услуг</w:t>
+      </w:r>
+      <w:r>
+        <w:t xml:space="preserve">.</w:t>
+      </w:r>
+    </w:p>
+    <w:p>
+      <w:r>
+        <w:t xml:space="preserve">4.5. </w:t>
+      </w:r>
+      <w:r>
+        <w:t xml:space="preserve">Все споры и разногласия решаются путём переговоров. Претензионный порядок обязателен, срок ответа на претензию — </w:t>
+      </w:r>
+      <w:r>
+        <w:t xml:space="preserve">не позднее 09.10.2025</w:t>
+      </w:r>
+      <w:r>
+        <w:t xml:space="preserve">.</w:t>
+      </w:r>
+    </w:p>
+    <w:p/>
+    <w:p/>
+    <w:p/>
+    <w:p>
+      <w:r>
+        <w:rPr>
+          <w:b/>
+        </w:rPr>
+        <w:t xml:space="preserve">9. КОНТРОЛЬНЫЕ ВЕЛИЧИНЫ</w:t>
+      </w:r>
+    </w:p>
+    <w:p>
+      <w:r>
+        <w:t xml:space="preserve">9.1. Контрольная запись: </w:t>
+      </w:r>
+      <w:r>
+        <w:rPr>
+          <w:b/>
+        </w:rPr>
+        <w:t xml:space="preserve">2</w:t>
+      </w:r>
+      <w:r>
+        <w:t xml:space="preserve">0 (двадцать) процентов от стоимости неоплаченных работ</w:t>
+      </w:r>
+      <w:r>
+        <w:t xml:space="preserve">.</w:t>
+      </w:r>
+    </w:p>
+    <w:p>
+      <w:r>
+        <w:t xml:space="preserve">9.2. Контрольная запись: </w:t>
+      </w:r>
+      <w:r>
+        <w:rPr>
+          <w:b/>
+        </w:rPr>
+        <w:t xml:space="preserve">в течение 3</w:t>
+      </w:r>
+      <w:r>
+        <w:t xml:space="preserve">0 (Тридцати) календарных дней с момента выставления счета</w:t>
+      </w:r>
+      <w:r>
+        <w:t xml:space="preserve">.</w:t>
+      </w:r>
+    </w:p>
+    <w:p>
+      <w:r>
+        <w:t xml:space="preserve">9.3. Контрольная запись: </w:t>
+      </w:r>
+      <w:r>
+        <w:rPr>
+          <w:b/>
+        </w:rPr>
+        <w:t xml:space="preserve">86/20</w:t>
+      </w:r>
+      <w:r>
+        <w:t xml:space="preserve">25-А</w:t>
+      </w:r>
+      <w:r>
+        <w:t xml:space="preserve">.</w:t>
+      </w:r>
+    </w:p>
+    <w:p>
+      <w:r>
+        <w:t xml:space="preserve">9.4. Контрольная запись: </w:t>
+      </w:r>
+      <w:r>
+        <w:t xml:space="preserve">70 9</w:t>
+        <w:br/>
+        <w:t xml:space="preserve">00 000,35 руб.</w:t>
+      </w:r>
+      <w:r>
+        <w:t xml:space="preserve">.</w:t>
+      </w:r>
+    </w:p>
+    <w:p/>
+    <w:p>
+      <w:r>
+        <w:rPr>
+          <w:b/>
+        </w:rPr>
+        <w:t xml:space="preserve">РЕКВИЗИТЫ И ПОДПИСИ СТОРОН</w:t>
+      </w:r>
+    </w:p>
+    <w:p/>
+    <w:tbl>
+      <w:tblPr>
+        <w:tblW w:w="9360" w:type="dxa"/>
+        <w:tblBorders>
+          <w:top w:val="single" w:sz="4" w:color="auto"/>
+          <w:left w:val="single" w:sz="4" w:color="auto"/>
+          <w:bottom w:val="single" w:sz="4" w:color="auto"/>
+          <w:right w:val="single" w:sz="4" w:color="auto"/>
+          <w:insideH w:val="single" w:sz="4" w:color="auto"/>
+          <w:insideV w:val="single" w:sz="4" w:color="auto"/>
+        </w:tblBorders>
+      </w:tblPr>
+      <w:tblGrid>
+        <w:gridCol w:w="4680"/>
+        <w:gridCol w:w="4680"/>
+      </w:tblGrid>
+      <w:tr>
+        <w:tc>
+          <w:tcPr>
+            <w:tcW w:w="4680" w:type="dxa"/>
+          </w:tcPr>
+          <w:p>
+            <w:r>
+              <w:rPr>
+                <w:b/>
+              </w:rPr>
+              <w:t xml:space="preserve">Арендодатель:</w:t>
+            </w:r>
+          </w:p>
+          <w:p>
+            <w:r>
+              <w:t xml:space="preserve">Индивидуальный предприниматель </w:t>
+            </w:r>
+            <w:r>
+              <w:t xml:space="preserve">Комаров Дмитрий Михайлович</w:t>
+            </w:r>
+          </w:p>
+          <w:p>
+            <w:r>
+              <w:t xml:space="preserve">Адрес регистрации: </w:t>
+            </w:r>
+            <w:r>
+              <w:t xml:space="preserve">Новосибирск, Кутузовский 41</w:t>
+            </w:r>
+          </w:p>
+          <w:p>
+            <w:r>
+              <w:t xml:space="preserve">ИНН </w:t>
+            </w:r>
+            <w:r>
+              <w:t xml:space="preserve">130662212672</w:t>
+            </w:r>
+            <w:r>
+              <w:t xml:space="preserve"> ОГРНИП </w:t>
+            </w:r>
+            <w:r>
+              <w:t xml:space="preserve">302761797065412</w:t>
+            </w:r>
+          </w:p>
+          <w:p>
+            <w:r>
+              <w:t xml:space="preserve">р/с </w:t>
+            </w:r>
+            <w:r>
+              <w:t xml:space="preserve">40802810854827401040</w:t>
+            </w:r>
+            <w:r>
+              <w:t xml:space="preserve"> в Банк ВТБ (ПАО)</w:t>
+            </w:r>
+            <w:r>
+              <w:t xml:space="preserve">, БИК </w:t>
+            </w:r>
+            <w:r>
+              <w:t xml:space="preserve">044525187</w:t>
+            </w:r>
+          </w:p>
+          <w:p>
+            <w:r>
+              <w:t xml:space="preserve">Тел.: </w:t>
+            </w:r>
+            <w:r>
+              <w:t xml:space="preserve">+7 (843) 284-60-71</w:t>
+            </w:r>
+          </w:p>
+          <w:p>
+            <w:r>
+              <w:t xml:space="preserve">E-mail: </w:t>
+            </w:r>
+            <w:r>
+              <w:t xml:space="preserve">komarov@romashka.ru</w:t>
+            </w:r>
+          </w:p>
+          <w:p/>
+          <w:p>
+            <w:r>
+              <w:t xml:space="preserve">ИП ______________ </w:t>
+            </w:r>
+            <w:r>
+              <w:t xml:space="preserve">Комаров Д. М.</w:t>
+            </w:r>
+          </w:p>
+        </w:tc>
+        <w:tc>
+          <w:tcPr>
+            <w:tcW w:w="4680" w:type="dxa"/>
+          </w:tcPr>
+          <w:p>
+            <w:r>
               <w:rPr>
                 <w:b/>
               </w:rPr>
@@ -657,7 +810,7 @@
               <w:t xml:space="preserve">Адрес регистрации: </w:t>
             </w:r>
             <w:r>
-              <w:t xml:space="preserve">Красногорск, Кутузовский 67</w:t>
+              <w:t xml:space="preserve">Красногорск Кутузовский 68/3 кв 6</w:t>
             </w:r>
           </w:p>
           <w:p>
@@ -696,7 +849,7 @@
               <w:t xml:space="preserve">Тел.: </w:t>
             </w:r>
             <w:r>
-              <w:t xml:space="preserve">+7 (843) 782-93-36</w:t>
+              <w:t xml:space="preserve">+7 (383) 253-19-61</w:t>
             </w:r>
           </w:p>
           <w:p>
@@ -704,7 +857,7 @@
               <w:t xml:space="preserve">E-mail: </w:t>
             </w:r>
             <w:r>
-              <w:t xml:space="preserve">vorobev@bk.ru</w:t>
+              <w:t xml:space="preserve">vorobev@inbox.ru</w:t>
             </w:r>
           </w:p>
           <w:p/>
@@ -786,19 +939,19 @@
         <w:t xml:space="preserve">Реквизиты для возврата: </w:t>
       </w:r>
       <w:r>
-        <w:t xml:space="preserve">141400, г. Химки, просп. Кутузовский, д. 41, кв. 156</w:t>
+        <w:t xml:space="preserve">101000, г. Москва, пер. Полевая, д. 36, кв. 80</w:t>
       </w:r>
       <w:r>
         <w:t xml:space="preserve">, ИНН </w:t>
       </w:r>
       <w:r>
-        <w:t xml:space="preserve">8562670696</w:t>
+        <w:t xml:space="preserve">4660622929</w:t>
       </w:r>
       <w:r>
         <w:t xml:space="preserve">, контакт: </w:t>
       </w:r>
       <w:r>
-        <w:t xml:space="preserve">Петрова Екатерина Сергеевна</w:t>
+        <w:t xml:space="preserve">Иванов Иван Владимирович</w:t>
       </w:r>
     </w:p>
   </w:footnote>

--- a/tests/corpus_v2/docs/lease_0004.docx
+++ b/tests/corpus_v2/docs/lease_0004.docx
@@ -51,7 +51,7 @@
         <w:t xml:space="preserve">, ИНН </w:t>
       </w:r>
       <w:r>
-        <w:t xml:space="preserve">130662212672</w:t>
+        <w:t xml:space="preserve">130662212673</w:t>
       </w:r>
       <w:r>
         <w:t xml:space="preserve">, именуемый в дальнейшем «Арендодатель», действующий на основании свидетельства о государственной регистрации</w:t>
@@ -69,7 +69,7 @@
         <w:t xml:space="preserve">, ИНН </w:t>
       </w:r>
       <w:r>
-        <w:t xml:space="preserve">659305081513</w:t>
+        <w:t xml:space="preserve">659305081514</w:t>
       </w:r>
       <w:r>
         <w:t xml:space="preserve">, именуемый в дальнейшем «Арендатор», действующий на основании свидетельства о государственной регистрации</w:t>
@@ -485,7 +485,7 @@
         <w:t xml:space="preserve">3.1. Место исполнения обязательств: </w:t>
       </w:r>
       <w:r>
-        <w:t xml:space="preserve">Пермь Гагарина 29/1 кв 77</w:t>
+        <w:t xml:space="preserve">а/я 71, г. Пермь, 614000</w:t>
       </w:r>
       <w:r>
         <w:t xml:space="preserve">.</w:t>
@@ -502,7 +502,7 @@
         <w:t xml:space="preserve"> по телефону </w:t>
       </w:r>
       <w:r>
-        <w:t xml:space="preserve">+7 (812) 503-54-39</w:t>
+        <w:t xml:space="preserve">+7 (383) 152-86-43 доб. 503</w:t>
       </w:r>
       <w:r>
         <w:t xml:space="preserve">.</w:t>
@@ -578,7 +578,7 @@
         <w:t xml:space="preserve">Сторона, для которой создалась невозможность исполнения, обязана уведомить другую Сторону. Срок уведомления — </w:t>
       </w:r>
       <w:r>
-        <w:t xml:space="preserve">в течение 30 (Тридцати) дней с даты подписания Сторонами акта сдачи-приемки оказанных услуг</w:t>
+        <w:t xml:space="preserve">в течение 10 (Десяти) дней с даты подписания Сторонами акта сдачи-приемки оказанных услуг</w:t>
       </w:r>
       <w:r>
         <w:t xml:space="preserve">.</w:t>
@@ -592,7 +592,7 @@
         <w:t xml:space="preserve">Все споры и разногласия решаются путём переговоров. Претензионный порядок обязателен, срок ответа на претензию — </w:t>
       </w:r>
       <w:r>
-        <w:t xml:space="preserve">не позднее 09.10.2025</w:t>
+        <w:t xml:space="preserve">не позднее 12.10.2026</w:t>
       </w:r>
       <w:r>
         <w:t xml:space="preserve">.</w:t>
@@ -617,10 +617,10 @@
         <w:rPr>
           <w:b/>
         </w:rPr>
-        <w:t xml:space="preserve">2</w:t>
-      </w:r>
-      <w:r>
-        <w:t xml:space="preserve">0 (двадцать) процентов от стоимости неоплаченных работ</w:t>
+        <w:t xml:space="preserve">1</w:t>
+      </w:r>
+      <w:r>
+        <w:t xml:space="preserve">0 (десять) процентов от стоимости неоплаченных работ</w:t>
       </w:r>
       <w:r>
         <w:t xml:space="preserve">.</w:t>
@@ -634,10 +634,10 @@
         <w:rPr>
           <w:b/>
         </w:rPr>
-        <w:t xml:space="preserve">в течение 3</w:t>
-      </w:r>
-      <w:r>
-        <w:t xml:space="preserve">0 (Тридцати) календарных дней с момента выставления счета</w:t>
+        <w:t xml:space="preserve">в течение 6</w:t>
+      </w:r>
+      <w:r>
+        <w:t xml:space="preserve">0 (Шестидесяти) календарных дней с момента выставления счета</w:t>
       </w:r>
       <w:r>
         <w:t xml:space="preserve">.</w:t>
@@ -651,10 +651,10 @@
         <w:rPr>
           <w:b/>
         </w:rPr>
-        <w:t xml:space="preserve">86/20</w:t>
-      </w:r>
-      <w:r>
-        <w:t xml:space="preserve">25-А</w:t>
+        <w:t xml:space="preserve">67/20</w:t>
+      </w:r>
+      <w:r>
+        <w:t xml:space="preserve">24-А</w:t>
       </w:r>
       <w:r>
         <w:t xml:space="preserve">.</w:t>
@@ -725,7 +725,7 @@
               <w:t xml:space="preserve">Адрес регистрации: </w:t>
             </w:r>
             <w:r>
-              <w:t xml:space="preserve">Новосибирск, Кутузовский 41</w:t>
+              <w:t xml:space="preserve">а/я 52, г. Новосибирск, 630099</w:t>
             </w:r>
           </w:p>
           <w:p>
@@ -733,13 +733,13 @@
               <w:t xml:space="preserve">ИНН </w:t>
             </w:r>
             <w:r>
-              <w:t xml:space="preserve">130662212672</w:t>
+              <w:t xml:space="preserve">130662212673</w:t>
             </w:r>
             <w:r>
               <w:t xml:space="preserve"> ОГРНИП </w:t>
             </w:r>
             <w:r>
-              <w:t xml:space="preserve">302761797065412</w:t>
+              <w:t xml:space="preserve">302761797065413</w:t>
             </w:r>
           </w:p>
           <w:p>
@@ -747,7 +747,7 @@
               <w:t xml:space="preserve">р/с </w:t>
             </w:r>
             <w:r>
-              <w:t xml:space="preserve">40802810854827401040</w:t>
+              <w:t xml:space="preserve">40802810954827401040</w:t>
             </w:r>
             <w:r>
               <w:t xml:space="preserve"> в Банк ВТБ (ПАО)</w:t>
@@ -764,7 +764,7 @@
               <w:t xml:space="preserve">Тел.: </w:t>
             </w:r>
             <w:r>
-              <w:t xml:space="preserve">+7 (843) 284-60-71</w:t>
+              <w:t xml:space="preserve">8(843)8897191</w:t>
             </w:r>
           </w:p>
           <w:p>
@@ -810,7 +810,7 @@
               <w:t xml:space="preserve">Адрес регистрации: </w:t>
             </w:r>
             <w:r>
-              <w:t xml:space="preserve">Красногорск Кутузовский 68/3 кв 6</w:t>
+              <w:t xml:space="preserve">а/я 39, г. Красногорск, 143400</w:t>
             </w:r>
           </w:p>
           <w:p>
@@ -818,13 +818,13 @@
               <w:t xml:space="preserve">ИНН </w:t>
             </w:r>
             <w:r>
-              <w:t xml:space="preserve">659305081513</w:t>
+              <w:t xml:space="preserve">659305081514</w:t>
             </w:r>
             <w:r>
               <w:t xml:space="preserve"> ОГРНИП </w:t>
             </w:r>
             <w:r>
-              <w:t xml:space="preserve">394482259670905</w:t>
+              <w:t xml:space="preserve">394482259670906</w:t>
             </w:r>
           </w:p>
           <w:p>
@@ -832,7 +832,7 @@
               <w:t xml:space="preserve">р/с </w:t>
             </w:r>
             <w:r>
-              <w:t xml:space="preserve">40802810844285425968</w:t>
+              <w:t xml:space="preserve">40802810944285425968</w:t>
             </w:r>
             <w:r>
               <w:t xml:space="preserve"> в ПАО «Совкомбанк»</w:t>
@@ -849,7 +849,7 @@
               <w:t xml:space="preserve">Тел.: </w:t>
             </w:r>
             <w:r>
-              <w:t xml:space="preserve">+7 (383) 253-19-61</w:t>
+              <w:t xml:space="preserve">+7 383 253 19 61</w:t>
             </w:r>
           </w:p>
           <w:p>

--- a/tests/corpus_v2/docs/lease_0004.docx
+++ b/tests/corpus_v2/docs/lease_0004.docx
@@ -471,218 +471,34 @@
         </w:tc>
       </w:tr>
     </w:tbl>
-    <w:p/>
-    <w:p>
-      <w:r>
-        <w:rPr>
-          <w:b/>
-        </w:rPr>
-        <w:t xml:space="preserve">3. МЕСТО И СРОКИ ИСПОЛНЕНИЯ</w:t>
-      </w:r>
-    </w:p>
-    <w:p>
-      <w:r>
-        <w:t xml:space="preserve">3.1. Место исполнения обязательств: </w:t>
-      </w:r>
-      <w:r>
-        <w:t xml:space="preserve">а/я 71, г. Пермь, 614000</w:t>
-      </w:r>
-      <w:r>
-        <w:t xml:space="preserve">.</w:t>
-      </w:r>
-    </w:p>
-    <w:p>
-      <w:r>
-        <w:t xml:space="preserve">3.2. Уведомления направляются </w:t>
-      </w:r>
-      <w:r>
-        <w:t xml:space="preserve">Воробьёву Николаю Юрьевичу</w:t>
-      </w:r>
-      <w:r>
-        <w:t xml:space="preserve"> по телефону </w:t>
-      </w:r>
-      <w:r>
-        <w:t xml:space="preserve">+7 (383) 152-86-43 доб. 503</w:t>
-      </w:r>
-      <w:r>
-        <w:t xml:space="preserve">.</w:t>
-      </w:r>
-    </w:p>
-    <w:p>
-      <w:r>
-        <w:t xml:space="preserve">3.3. Срок исполнения обязательств — </w:t>
-      </w:r>
-      <w:r>
-        <w:t xml:space="preserve">в течение 20 (Двадцати) рабочих дней с момента подписания акта</w:t>
-      </w:r>
-      <w:r>
-        <w:t xml:space="preserve">.</w:t>
-      </w:r>
-    </w:p>
-    <w:p/>
-    <w:p>
-      <w:r>
-        <w:rPr>
-          <w:b/>
-        </w:rPr>
-        <w:t xml:space="preserve">4. ПРОЧИЕ УСЛОВИЯ</w:t>
-      </w:r>
-    </w:p>
-    <w:p>
-      <w:r>
-        <w:t xml:space="preserve">4.1. </w:t>
-      </w:r>
-      <w:r>
-        <w:t xml:space="preserve">Стороны несут ответственность за неисполнение или ненадлежащее исполнение обязательств в соответствии с законодательством Российской Федерации.</w:t>
-      </w:r>
-    </w:p>
-    <w:p>
-      <w:r>
-        <w:t xml:space="preserve">4.2. </w:t>
-      </w:r>
-      <w:r>
-        <w:t xml:space="preserve">Размер неустойки за нарушение сроков оплаты: </w:t>
-      </w:r>
-      <w:r>
-        <w:t xml:space="preserve">0,01 (одной сотой) % от общей суммы счета</w:t>
-      </w:r>
-      <w:r>
-        <w:t xml:space="preserve">. Предельный размер ответственности: </w:t>
-      </w:r>
-      <w:r>
-        <w:t xml:space="preserve">1/300 ключевой ставки ЦБ РФ годовых</w:t>
-      </w:r>
-      <w:r>
-        <w:t xml:space="preserve">, но не более </w:t>
-      </w:r>
-      <w:r>
-        <w:t xml:space="preserve">0,1 (одна десятая процента) % от цены Договора</w:t>
-      </w:r>
-      <w:r>
-        <w:t xml:space="preserve">.</w:t>
-      </w:r>
-    </w:p>
-    <w:p>
-      <w:r>
-        <w:t xml:space="preserve">4.3. </w:t>
-      </w:r>
-      <w:r>
-        <w:t xml:space="preserve">Стороны освобождаются от ответственности при наступлении обстоятельств непреодолимой силы, если они прямо повлияли на исполнение обязательств.</w:t>
-      </w:r>
-    </w:p>
-    <w:p>
-      <w:r>
-        <w:t xml:space="preserve">4.4. </w:t>
-      </w:r>
-      <w:r>
-        <w:t xml:space="preserve">Сторона, для которой создалась невозможность исполнения, обязана уведомить другую Сторону. Срок уведомления — </w:t>
-      </w:r>
-      <w:r>
-        <w:t xml:space="preserve">в течение 10 (Десяти) дней с даты подписания Сторонами акта сдачи-приемки оказанных услуг</w:t>
-      </w:r>
-      <w:r>
-        <w:t xml:space="preserve">.</w:t>
-      </w:r>
-    </w:p>
-    <w:p>
-      <w:r>
-        <w:t xml:space="preserve">4.5. </w:t>
-      </w:r>
-      <w:r>
-        <w:t xml:space="preserve">Все споры и разногласия решаются путём переговоров. Претензионный порядок обязателен, срок ответа на претензию — </w:t>
-      </w:r>
-      <w:r>
-        <w:t xml:space="preserve">не позднее 12.10.2026</w:t>
-      </w:r>
-      <w:r>
-        <w:t xml:space="preserve">.</w:t>
-      </w:r>
-    </w:p>
-    <w:p/>
-    <w:p/>
-    <w:p/>
-    <w:p>
-      <w:r>
-        <w:rPr>
-          <w:b/>
-        </w:rPr>
-        <w:t xml:space="preserve">9. КОНТРОЛЬНЫЕ ВЕЛИЧИНЫ</w:t>
-      </w:r>
-    </w:p>
-    <w:p>
-      <w:r>
-        <w:t xml:space="preserve">9.1. Контрольная запись: </w:t>
-      </w:r>
-      <w:r>
-        <w:rPr>
-          <w:b/>
-        </w:rPr>
-        <w:t xml:space="preserve">1</w:t>
-      </w:r>
-      <w:r>
-        <w:t xml:space="preserve">0 (десять) процентов от стоимости неоплаченных работ</w:t>
-      </w:r>
-      <w:r>
-        <w:t xml:space="preserve">.</w:t>
-      </w:r>
-    </w:p>
-    <w:p>
-      <w:r>
-        <w:t xml:space="preserve">9.2. Контрольная запись: </w:t>
-      </w:r>
-      <w:r>
-        <w:rPr>
-          <w:b/>
-        </w:rPr>
-        <w:t xml:space="preserve">в течение 6</w:t>
-      </w:r>
-      <w:r>
-        <w:t xml:space="preserve">0 (Шестидесяти) календарных дней с момента выставления счета</w:t>
-      </w:r>
-      <w:r>
-        <w:t xml:space="preserve">.</w:t>
-      </w:r>
-    </w:p>
-    <w:p>
-      <w:r>
-        <w:t xml:space="preserve">9.3. Контрольная запись: </w:t>
-      </w:r>
-      <w:r>
-        <w:rPr>
-          <w:b/>
-        </w:rPr>
-        <w:t xml:space="preserve">67/20</w:t>
-      </w:r>
-      <w:r>
-        <w:t xml:space="preserve">24-А</w:t>
-      </w:r>
-      <w:r>
-        <w:t xml:space="preserve">.</w:t>
-      </w:r>
-    </w:p>
-    <w:p>
-      <w:r>
-        <w:t xml:space="preserve">9.4. Контрольная запись: </w:t>
-      </w:r>
-      <w:r>
-        <w:t xml:space="preserve">70 9</w:t>
-        <w:br/>
-        <w:t xml:space="preserve">00 000,35 руб.</w:t>
-      </w:r>
-      <w:r>
-        <w:t xml:space="preserve">.</w:t>
-      </w:r>
-    </w:p>
-    <w:p/>
-    <w:p>
-      <w:r>
-        <w:rPr>
-          <w:b/>
-        </w:rPr>
-        <w:t xml:space="preserve">РЕКВИЗИТЫ И ПОДПИСИ СТОРОН</w:t>
-      </w:r>
-    </w:p>
-    <w:p/>
+    <w:p>
+      <w:r>
+        <w:t xml:space="preserve">2.8. </w:t>
+      </w:r>
+      <w:r>
+        <w:t xml:space="preserve">Платёж по налогу перечисляется на код бюджетной классификации </w:t>
+      </w:r>
+      <w:r>
+        <w:t xml:space="preserve">182 101 010 110 110 001 10</w:t>
+      </w:r>
+      <w:r>
+        <w:t xml:space="preserve">, получатель — территориальный орган Федерального казначейства.</w:t>
+      </w:r>
+    </w:p>
+    <w:p>
+      <w:r>
+        <w:t xml:space="preserve">2.9. </w:t>
+      </w:r>
+      <w:r>
+        <w:t xml:space="preserve">Полномочия подтверждаются свидетельством о рождении, выдано </w:t>
+      </w:r>
+      <w:r>
+        <w:t xml:space="preserve">13.11.2012</w:t>
+      </w:r>
+      <w:r>
+        <w:t xml:space="preserve"> отделом ЗАГС.</w:t>
+      </w:r>
+    </w:p>
     <w:tbl>
       <w:tblPr>
         <w:tblW w:w="9360" w:type="dxa"/>
@@ -706,82 +522,7 @@
           </w:tcPr>
           <w:p>
             <w:r>
-              <w:rPr>
-                <w:b/>
-              </w:rPr>
-              <w:t xml:space="preserve">Арендодатель:</w:t>
-            </w:r>
-          </w:p>
-          <w:p>
-            <w:r>
-              <w:t xml:space="preserve">Индивидуальный предприниматель </w:t>
-            </w:r>
-            <w:r>
-              <w:t xml:space="preserve">Комаров Дмитрий Михайлович</w:t>
-            </w:r>
-          </w:p>
-          <w:p>
-            <w:r>
-              <w:t xml:space="preserve">Адрес регистрации: </w:t>
-            </w:r>
-            <w:r>
-              <w:t xml:space="preserve">а/я 52, г. Новосибирск, 630099</w:t>
-            </w:r>
-          </w:p>
-          <w:p>
-            <w:r>
-              <w:t xml:space="preserve">ИНН </w:t>
-            </w:r>
-            <w:r>
-              <w:t xml:space="preserve">130662212673</w:t>
-            </w:r>
-            <w:r>
-              <w:t xml:space="preserve"> ОГРНИП </w:t>
-            </w:r>
-            <w:r>
-              <w:t xml:space="preserve">302761797065413</w:t>
-            </w:r>
-          </w:p>
-          <w:p>
-            <w:r>
-              <w:t xml:space="preserve">р/с </w:t>
-            </w:r>
-            <w:r>
-              <w:t xml:space="preserve">40802810954827401040</w:t>
-            </w:r>
-            <w:r>
-              <w:t xml:space="preserve"> в Банк ВТБ (ПАО)</w:t>
-            </w:r>
-            <w:r>
-              <w:t xml:space="preserve">, БИК </w:t>
-            </w:r>
-            <w:r>
-              <w:t xml:space="preserve">044525187</w:t>
-            </w:r>
-          </w:p>
-          <w:p>
-            <w:r>
-              <w:t xml:space="preserve">Тел.: </w:t>
-            </w:r>
-            <w:r>
-              <w:t xml:space="preserve">8(843)8897191</w:t>
-            </w:r>
-          </w:p>
-          <w:p>
-            <w:r>
-              <w:t xml:space="preserve">E-mail: </w:t>
-            </w:r>
-            <w:r>
-              <w:t xml:space="preserve">komarov@romashka.ru</w:t>
-            </w:r>
-          </w:p>
-          <w:p/>
-          <w:p>
-            <w:r>
-              <w:t xml:space="preserve">ИП ______________ </w:t>
-            </w:r>
-            <w:r>
-              <w:t xml:space="preserve">Комаров Д. М.</w:t>
+              <w:t xml:space="preserve">8</w:t>
             </w:r>
           </w:p>
         </w:tc>
@@ -791,6 +532,352 @@
           </w:tcPr>
           <w:p>
             <w:r>
+              <w:t xml:space="preserve">РУБ.</w:t>
+            </w:r>
+          </w:p>
+        </w:tc>
+      </w:tr>
+    </w:tbl>
+    <w:p>
+      <w:r>
+        <w:t xml:space="preserve">2.10. </w:t>
+      </w:r>
+      <w:r>
+        <w:t xml:space="preserve">Поставке подлежит насос модели </w:t>
+      </w:r>
+      <w:r>
+        <w:t xml:space="preserve">ЭЦВ-6-10-80h</w:t>
+      </w:r>
+      <w:r>
+        <w:t xml:space="preserve"> и кабель марки </w:t>
+      </w:r>
+      <w:r>
+        <w:t xml:space="preserve">ВВГнг(А)-LSt</w:t>
+      </w:r>
+      <w:r>
+        <w:t xml:space="preserve">.</w:t>
+      </w:r>
+    </w:p>
+    <w:p/>
+    <w:p>
+      <w:r>
+        <w:rPr>
+          <w:b/>
+        </w:rPr>
+        <w:t xml:space="preserve">3. МЕСТО И СРОКИ ИСПОЛНЕНИЯ</w:t>
+      </w:r>
+    </w:p>
+    <w:p>
+      <w:r>
+        <w:t xml:space="preserve">3.1. Место исполнения обязательств: </w:t>
+      </w:r>
+      <w:r>
+        <w:t xml:space="preserve">а/я 34, г. Нижний Новгород, 603000</w:t>
+      </w:r>
+      <w:r>
+        <w:t xml:space="preserve">.</w:t>
+      </w:r>
+    </w:p>
+    <w:p>
+      <w:r>
+        <w:t xml:space="preserve">3.2. Уведомления направляются </w:t>
+      </w:r>
+      <w:r>
+        <w:t xml:space="preserve">Воробьёву Николаю Юрьевичу</w:t>
+      </w:r>
+      <w:r>
+        <w:t xml:space="preserve"> по телефону </w:t>
+      </w:r>
+      <w:r>
+        <w:t xml:space="preserve">+78123395482</w:t>
+      </w:r>
+      <w:r>
+        <w:t xml:space="preserve">.</w:t>
+      </w:r>
+    </w:p>
+    <w:p>
+      <w:r>
+        <w:t xml:space="preserve">3.3. Срок исполнения обязательств — </w:t>
+      </w:r>
+      <w:r>
+        <w:t xml:space="preserve">в течение 30 (Тридцати) рабочих дней с момента подписания акта</w:t>
+      </w:r>
+      <w:r>
+        <w:t xml:space="preserve">.</w:t>
+      </w:r>
+    </w:p>
+    <w:p/>
+    <w:p>
+      <w:r>
+        <w:rPr>
+          <w:b/>
+        </w:rPr>
+        <w:t xml:space="preserve">4. ПРОЧИЕ УСЛОВИЯ</w:t>
+      </w:r>
+    </w:p>
+    <w:p>
+      <w:r>
+        <w:t xml:space="preserve">4.1. </w:t>
+      </w:r>
+      <w:r>
+        <w:t xml:space="preserve">Стороны несут ответственность за неисполнение или ненадлежащее исполнение обязательств в соответствии с законодательством Российской Федерации.</w:t>
+      </w:r>
+    </w:p>
+    <w:p>
+      <w:r>
+        <w:t xml:space="preserve">4.2. </w:t>
+      </w:r>
+      <w:r>
+        <w:t xml:space="preserve">Размер неустойки за нарушение сроков оплаты: </w:t>
+      </w:r>
+      <w:r>
+        <w:t xml:space="preserve">0,01 (одной сотой) % от общей суммы счета</w:t>
+      </w:r>
+      <w:r>
+        <w:t xml:space="preserve">. Предельный размер ответственности: </w:t>
+      </w:r>
+      <w:r>
+        <w:t xml:space="preserve">1/300 ключевой ставки ЦБ РФ годовых</w:t>
+      </w:r>
+      <w:r>
+        <w:t xml:space="preserve">, но не более </w:t>
+      </w:r>
+      <w:r>
+        <w:t xml:space="preserve">0,1 (одна десятая процента) % от цены Договора</w:t>
+      </w:r>
+      <w:r>
+        <w:t xml:space="preserve">.</w:t>
+      </w:r>
+    </w:p>
+    <w:p>
+      <w:r>
+        <w:t xml:space="preserve">4.3. </w:t>
+      </w:r>
+      <w:r>
+        <w:t xml:space="preserve">Стороны освобождаются от ответственности при наступлении обстоятельств непреодолимой силы, если они прямо повлияли на исполнение обязательств.</w:t>
+      </w:r>
+    </w:p>
+    <w:p>
+      <w:r>
+        <w:t xml:space="preserve">4.4. </w:t>
+      </w:r>
+      <w:r>
+        <w:t xml:space="preserve">Сторона, для которой создалась невозможность исполнения, обязана уведомить другую Сторону. Срок уведомления — </w:t>
+      </w:r>
+      <w:r>
+        <w:t xml:space="preserve">в течение 14 (Четырнадцати) дней с даты подписания Сторонами акта сдачи-приемки оказанных услуг</w:t>
+      </w:r>
+      <w:r>
+        <w:t xml:space="preserve">.</w:t>
+      </w:r>
+    </w:p>
+    <w:p>
+      <w:r>
+        <w:t xml:space="preserve">4.5. </w:t>
+      </w:r>
+      <w:r>
+        <w:t xml:space="preserve">Все споры и разногласия решаются путём переговоров. Претензионный порядок обязателен, срок ответа на претензию — </w:t>
+      </w:r>
+      <w:r>
+        <w:t xml:space="preserve">не позднее 20.04.2026</w:t>
+      </w:r>
+      <w:r>
+        <w:t xml:space="preserve">.</w:t>
+      </w:r>
+    </w:p>
+    <w:p/>
+    <w:p/>
+    <w:p/>
+    <w:p>
+      <w:r>
+        <w:rPr>
+          <w:b/>
+        </w:rPr>
+        <w:t xml:space="preserve">9. КОНТРОЛЬНЫЕ ВЕЛИЧИНЫ</w:t>
+      </w:r>
+    </w:p>
+    <w:p>
+      <w:r>
+        <w:t xml:space="preserve">9.1. Контрольная запись: </w:t>
+      </w:r>
+      <w:r>
+        <w:rPr>
+          <w:b/>
+        </w:rPr>
+        <w:t xml:space="preserve">1/1</w:t>
+      </w:r>
+      <w:r>
+        <w:t xml:space="preserve">50 ключевой ставки ЦБ РФ за каждый день просрочки</w:t>
+      </w:r>
+      <w:r>
+        <w:t xml:space="preserve">.</w:t>
+      </w:r>
+    </w:p>
+    <w:p>
+      <w:r>
+        <w:t xml:space="preserve">9.2. Контрольная запись: </w:t>
+      </w:r>
+      <w:r>
+        <w:rPr>
+          <w:b/>
+        </w:rPr>
+        <w:t xml:space="preserve">не позднее 11.10.20</w:t>
+      </w:r>
+      <w:r>
+        <w:t xml:space="preserve">26</w:t>
+      </w:r>
+      <w:r>
+        <w:t xml:space="preserve">.</w:t>
+      </w:r>
+    </w:p>
+    <w:p>
+      <w:r>
+        <w:t xml:space="preserve">9.3. Контрольная запись: </w:t>
+      </w:r>
+      <w:r>
+        <w:rPr>
+          <w:b/>
+        </w:rPr>
+        <w:t xml:space="preserve">52/20</w:t>
+      </w:r>
+      <w:r>
+        <w:t xml:space="preserve">23-К</w:t>
+      </w:r>
+      <w:r>
+        <w:t xml:space="preserve">.</w:t>
+      </w:r>
+    </w:p>
+    <w:p>
+      <w:r>
+        <w:t xml:space="preserve">9.4. Контрольная запись: </w:t>
+      </w:r>
+      <w:r>
+        <w:t xml:space="preserve">7 9</w:t>
+        <w:br/>
+        <w:t xml:space="preserve">90 000,81 руб.</w:t>
+      </w:r>
+      <w:r>
+        <w:t xml:space="preserve">.</w:t>
+      </w:r>
+    </w:p>
+    <w:p/>
+    <w:p>
+      <w:r>
+        <w:rPr>
+          <w:b/>
+        </w:rPr>
+        <w:t xml:space="preserve">РЕКВИЗИТЫ И ПОДПИСИ СТОРОН</w:t>
+      </w:r>
+    </w:p>
+    <w:p/>
+    <w:tbl>
+      <w:tblPr>
+        <w:tblW w:w="9360" w:type="dxa"/>
+        <w:tblBorders>
+          <w:top w:val="single" w:sz="4" w:color="auto"/>
+          <w:left w:val="single" w:sz="4" w:color="auto"/>
+          <w:bottom w:val="single" w:sz="4" w:color="auto"/>
+          <w:right w:val="single" w:sz="4" w:color="auto"/>
+          <w:insideH w:val="single" w:sz="4" w:color="auto"/>
+          <w:insideV w:val="single" w:sz="4" w:color="auto"/>
+        </w:tblBorders>
+      </w:tblPr>
+      <w:tblGrid>
+        <w:gridCol w:w="4680"/>
+        <w:gridCol w:w="4680"/>
+      </w:tblGrid>
+      <w:tr>
+        <w:tc>
+          <w:tcPr>
+            <w:tcW w:w="4680" w:type="dxa"/>
+          </w:tcPr>
+          <w:p>
+            <w:r>
+              <w:rPr>
+                <w:b/>
+              </w:rPr>
+              <w:t xml:space="preserve">Арендодатель:</w:t>
+            </w:r>
+          </w:p>
+          <w:p>
+            <w:r>
+              <w:t xml:space="preserve">Индивидуальный предприниматель </w:t>
+            </w:r>
+            <w:r>
+              <w:t xml:space="preserve">Комаров Дмитрий Михайлович</w:t>
+            </w:r>
+          </w:p>
+          <w:p>
+            <w:r>
+              <w:t xml:space="preserve">Адрес регистрации: </w:t>
+            </w:r>
+            <w:r>
+              <w:t xml:space="preserve">а/я 39, г. Екатеринбург, 620014</w:t>
+            </w:r>
+          </w:p>
+          <w:p>
+            <w:r>
+              <w:t xml:space="preserve">ИНН </w:t>
+            </w:r>
+            <w:r>
+              <w:t xml:space="preserve">130662212673</w:t>
+            </w:r>
+            <w:r>
+              <w:t xml:space="preserve"> ОГРНИП </w:t>
+            </w:r>
+            <w:r>
+              <w:t xml:space="preserve">302761797065413</w:t>
+            </w:r>
+          </w:p>
+          <w:p>
+            <w:r>
+              <w:t xml:space="preserve">р/с </w:t>
+            </w:r>
+            <w:r>
+              <w:t xml:space="preserve">40802810954827401040</w:t>
+            </w:r>
+            <w:r>
+              <w:t xml:space="preserve"> в Банк ВТБ (ПАО)</w:t>
+            </w:r>
+            <w:r>
+              <w:t xml:space="preserve">, БИК </w:t>
+            </w:r>
+            <w:r>
+              <w:t xml:space="preserve">044525187</w:t>
+            </w:r>
+          </w:p>
+          <w:p>
+            <w:r>
+              <w:t xml:space="preserve">Тел.: </w:t>
+            </w:r>
+            <w:r>
+              <w:t xml:space="preserve">+7 383 253 19 61</w:t>
+            </w:r>
+          </w:p>
+          <w:p>
+            <w:r>
+              <w:t xml:space="preserve">E-mail: </w:t>
+            </w:r>
+            <w:r>
+              <w:t xml:space="preserve">komarov@inbox.ru</w:t>
+            </w:r>
+          </w:p>
+          <w:p/>
+          <w:p>
+            <w:r>
+              <w:t xml:space="preserve">ИП ______________ </w:t>
+            </w:r>
+            <w:r>
+              <w:t xml:space="preserve">Комаров Д. М.</w:t>
+            </w:r>
+          </w:p>
+        </w:tc>
+        <w:tc>
+          <w:tcPr>
+            <w:tcW w:w="4680" w:type="dxa"/>
+          </w:tcPr>
+          <w:p>
+            <w:r>
               <w:rPr>
                 <w:b/>
               </w:rPr>
@@ -810,7 +897,7 @@
               <w:t xml:space="preserve">Адрес регистрации: </w:t>
             </w:r>
             <w:r>
-              <w:t xml:space="preserve">а/я 39, г. Красногорск, 143400</w:t>
+              <w:t xml:space="preserve">а/я 40, г. Сергиев Посад, 141300</w:t>
             </w:r>
           </w:p>
           <w:p>
@@ -849,7 +936,7 @@
               <w:t xml:space="preserve">Тел.: </w:t>
             </w:r>
             <w:r>
-              <w:t xml:space="preserve">+7 383 253 19 61</w:t>
+              <w:t xml:space="preserve">8-843-847-62-11</w:t>
             </w:r>
           </w:p>
           <w:p>
@@ -939,19 +1026,19 @@
         <w:t xml:space="preserve">Реквизиты для возврата: </w:t>
       </w:r>
       <w:r>
-        <w:t xml:space="preserve">101000, г. Москва, пер. Полевая, д. 36, кв. 80</w:t>
+        <w:t xml:space="preserve">143000, г. Одинцово, просп. Гагарина, д. 77, кв. 36</w:t>
       </w:r>
       <w:r>
         <w:t xml:space="preserve">, ИНН </w:t>
       </w:r>
       <w:r>
-        <w:t xml:space="preserve">4660622929</w:t>
+        <w:t xml:space="preserve">0008934891</w:t>
       </w:r>
       <w:r>
         <w:t xml:space="preserve">, контакт: </w:t>
       </w:r>
       <w:r>
-        <w:t xml:space="preserve">Иванов Иван Владимирович</w:t>
+        <w:t xml:space="preserve">Смирнов Роман Владимирович</w:t>
       </w:r>
     </w:p>
   </w:footnote>

--- a/tests/corpus_v2/docs/lease_0004.docx
+++ b/tests/corpus_v2/docs/lease_0004.docx
@@ -120,7 +120,7 @@
         <w:t xml:space="preserve">Срок передачи помещения по акту приёма-передачи — </w:t>
       </w:r>
       <w:r>
-        <w:t xml:space="preserve">не позднее 24.07.2025</w:t>
+        <w:t xml:space="preserve">не позднее 22.09.2026</w:t>
       </w:r>
       <w:r>
         <w:t xml:space="preserve">.</w:t>
@@ -134,7 +134,7 @@
         <w:t xml:space="preserve">Арендная плата за месяц: </w:t>
       </w:r>
       <w:r>
-        <w:t xml:space="preserve">845 000 (восемьсот сорок пять тысяч) рублей 00 копеек</w:t>
+        <w:t xml:space="preserve">5 200 000 (пять миллионов двести тысяч) рублей 00 копеек</w:t>
       </w:r>
       <w:r>
         <w:t xml:space="preserve">, НДС не облагается</w:t>
@@ -149,6 +149,101 @@
       </w:r>
       <w:r>
         <w:t xml:space="preserve">Арендатор обязан поддерживать помещение в исправном состоянии и производить текущий ремонт за свой счёт.</w:t>
+      </w:r>
+    </w:p>
+    <w:p>
+      <w:r>
+        <w:t xml:space="preserve">1.5. </w:t>
+      </w:r>
+      <w:r>
+        <w:t xml:space="preserve">Партия сопровождается накладной формы ТОРГ-12 № </w:t>
+      </w:r>
+      <w:r>
+        <w:t xml:space="preserve">046700404</w:t>
+      </w:r>
+      <w:r>
+        <w:t xml:space="preserve">. Позиция учитывается в каталоге поставщика под номером </w:t>
+      </w:r>
+      <w:r>
+        <w:t xml:space="preserve">041066702</w:t>
+      </w:r>
+      <w:r>
+        <w:t xml:space="preserve">. Серийный номер агрегата — </w:t>
+      </w:r>
+      <w:r>
+        <w:t xml:space="preserve">043545413</w:t>
+      </w:r>
+      <w:r>
+        <w:t xml:space="preserve">.</w:t>
+      </w:r>
+    </w:p>
+    <w:p>
+      <w:r>
+        <w:t xml:space="preserve">1.6. </w:t>
+      </w:r>
+      <w:r>
+        <w:t xml:space="preserve">Целевые средства перечисляются по коду цели </w:t>
+      </w:r>
+      <w:r>
+        <w:t xml:space="preserve">043330598</w:t>
+      </w:r>
+      <w:r>
+        <w:t xml:space="preserve">, установленному приказом Минфина России от 01.12.2010 № 157н. </w:t>
+      </w:r>
+      <w:r>
+        <w:t xml:space="preserve">БИК не указан, номер заявки — </w:t>
+      </w:r>
+      <w:r>
+        <w:t xml:space="preserve">049650906</w:t>
+      </w:r>
+      <w:r>
+        <w:t xml:space="preserve">.</w:t>
+      </w:r>
+    </w:p>
+    <w:p>
+      <w:r>
+        <w:t xml:space="preserve">1.7. </w:t>
+      </w:r>
+      <w:r>
+        <w:t xml:space="preserve">Абоненту открыт лицевой счёт </w:t>
+      </w:r>
+      <w:r>
+        <w:t xml:space="preserve">84015407112</w:t>
+      </w:r>
+      <w:r>
+        <w:t xml:space="preserve">. Приложение к настоящему разделу зарегистрировано за номером </w:t>
+      </w:r>
+      <w:r>
+        <w:t xml:space="preserve">85093752464</w:t>
+      </w:r>
+      <w:r>
+        <w:t xml:space="preserve">. Прибор учёта имеет заводской номер </w:t>
+      </w:r>
+      <w:r>
+        <w:t xml:space="preserve">87671690345</w:t>
+      </w:r>
+      <w:r>
+        <w:t xml:space="preserve">.</w:t>
+      </w:r>
+    </w:p>
+    <w:p>
+      <w:r>
+        <w:t xml:space="preserve">1.8. </w:t>
+      </w:r>
+      <w:r>
+        <w:t xml:space="preserve">Регистрационная запись в реестре — </w:t>
+      </w:r>
+      <w:r>
+        <w:t xml:space="preserve">81045714362</w:t>
+      </w:r>
+      <w:r>
+        <w:t xml:space="preserve">, как предусмотрено пунктом 2 статьи 434 Гражданского кодекса Российской Федерации. Уведомление о регистрации имеет исходящий № </w:t>
+      </w:r>
+      <w:r>
+        <w:t xml:space="preserve">82882798047</w:t>
+      </w:r>
+      <w:r>
+        <w:t xml:space="preserve">.</w:t>
       </w:r>
     </w:p>
     <w:p/>
@@ -165,7 +260,7 @@
         <w:t xml:space="preserve">2.1. Общая цена Договора: </w:t>
       </w:r>
       <w:r>
-        <w:t xml:space="preserve">не менее 226000,3 (Двухсот двадцати шести тысяч) рублей</w:t>
+        <w:t xml:space="preserve">не менее 890000,9 (Восьмисот девяноста тысяч) рублей</w:t>
       </w:r>
       <w:r>
         <w:t xml:space="preserve">.</w:t>
@@ -187,7 +282,7 @@
         <w:t xml:space="preserve">2.3. Срок оплаты — </w:t>
       </w:r>
       <w:r>
-        <w:t xml:space="preserve">в течение 10 дней со дня предъявления требования</w:t>
+        <w:t xml:space="preserve">в течение 30 дней со дня предъявления требования</w:t>
       </w:r>
       <w:r>
         <w:t xml:space="preserve">.</w:t>
@@ -207,7 +302,7 @@
         <w:t xml:space="preserve">, артикул </w:t>
       </w:r>
       <w:r>
-        <w:t xml:space="preserve">RM-7540-83</w:t>
+        <w:t xml:space="preserve">RM-1937-76</w:t>
       </w:r>
       <w:r>
         <w:t xml:space="preserve">, код </w:t>
@@ -267,49 +362,49 @@
         <w:t xml:space="preserve">. Товар отгружается с сопроводительным документом паспорт качества № </w:t>
       </w:r>
       <w:r>
-        <w:t xml:space="preserve">61 08 174521</w:t>
+        <w:t xml:space="preserve">37 09 325715</w:t>
       </w:r>
       <w:r>
         <w:t xml:space="preserve">. К партии приложен паспорт изделия № </w:t>
       </w:r>
       <w:r>
-        <w:t xml:space="preserve">24 13 230544</w:t>
+        <w:t xml:space="preserve">34 14 765450</w:t>
       </w:r>
       <w:r>
         <w:t xml:space="preserve">. Оборудование поставляется с паспортом транспортного средства № </w:t>
       </w:r>
       <w:r>
-        <w:t xml:space="preserve">62 24 255302</w:t>
+        <w:t xml:space="preserve">53 01 452066</w:t>
       </w:r>
       <w:r>
         <w:t xml:space="preserve">. Приёмка производится согласно техническому паспорту </w:t>
       </w:r>
       <w:r>
-        <w:t xml:space="preserve">31 05 703809</w:t>
+        <w:t xml:space="preserve">22 06 627447</w:t>
       </w:r>
       <w:r>
         <w:t xml:space="preserve">. СНИЛС не указан, номер заказа </w:t>
       </w:r>
       <w:r>
-        <w:t xml:space="preserve">097-098-300 92</w:t>
+        <w:t xml:space="preserve">143-027-013 00</w:t>
       </w:r>
       <w:r>
         <w:t xml:space="preserve">. Дата рождения не проставлена, документ выдан </w:t>
       </w:r>
       <w:r>
-        <w:t xml:space="preserve">19.01.2015</w:t>
+        <w:t xml:space="preserve">17.10.2018</w:t>
       </w:r>
       <w:r>
         <w:t xml:space="preserve">. Код подразделения, см. артикул </w:t>
       </w:r>
       <w:r>
-        <w:t xml:space="preserve">609-222</w:t>
+        <w:t xml:space="preserve">866-279</w:t>
       </w:r>
       <w:r>
         <w:t xml:space="preserve">. Цена — </w:t>
       </w:r>
       <w:r>
-        <w:t xml:space="preserve">Десять миллионов восемьсот тысяч два рубля 00 копеек</w:t>
+        <w:t xml:space="preserve">Пятьдесят пять миллионов два рубля 00 копеек</w:t>
       </w:r>
       <w:r>
         <w:t xml:space="preserve">, НДС не облагается</w:t>
@@ -326,25 +421,25 @@
         <w:t xml:space="preserve">Товар маркирован штрихкодом </w:t>
       </w:r>
       <w:r>
-        <w:t xml:space="preserve">4609204046142</w:t>
+        <w:t xml:space="preserve">4604003547570</w:t>
       </w:r>
       <w:r>
         <w:t xml:space="preserve">. Код контрагента по ОКПО — </w:t>
       </w:r>
       <w:r>
-        <w:t xml:space="preserve">0098357015</w:t>
+        <w:t xml:space="preserve">4836400182</w:t>
       </w:r>
       <w:r>
         <w:t xml:space="preserve">. Оборудование учтено под инвентарным номером </w:t>
       </w:r>
       <w:r>
-        <w:t xml:space="preserve">041015088</w:t>
+        <w:t xml:space="preserve">041485738</w:t>
       </w:r>
       <w:r>
         <w:t xml:space="preserve">, складской позиции присвоен номер </w:t>
       </w:r>
       <w:r>
-        <w:t xml:space="preserve">748783537</w:t>
+        <w:t xml:space="preserve">829735998</w:t>
       </w:r>
       <w:r>
         <w:t xml:space="preserve">.</w:t>
@@ -358,19 +453,19 @@
         <w:t xml:space="preserve">Оплата по счёту-фактуре на КБК </w:t>
       </w:r>
       <w:r>
-        <w:t xml:space="preserve">18210101011011000129</w:t>
+        <w:t xml:space="preserve">18210101011011000189</w:t>
       </w:r>
       <w:r>
         <w:t xml:space="preserve">. ИНН не присвоен, регистрационный № </w:t>
       </w:r>
       <w:r>
-        <w:t xml:space="preserve">4290535035</w:t>
+        <w:t xml:space="preserve">4319245320</w:t>
       </w:r>
       <w:r>
         <w:t xml:space="preserve">. ИНН не присвоен, платёжный документ № </w:t>
       </w:r>
       <w:r>
-        <w:t xml:space="preserve">298452773234</w:t>
+        <w:t xml:space="preserve">499643937607</w:t>
       </w:r>
       <w:r>
         <w:t xml:space="preserve">. Заказчик действует в лице </w:t>
@@ -390,13 +485,13 @@
         <w:t xml:space="preserve">Массовая доля влаги в товаре — </w:t>
       </w:r>
       <w:r>
-        <w:t xml:space="preserve">не более 15 %</w:t>
+        <w:t xml:space="preserve">не более 11 %</w:t>
       </w:r>
       <w:r>
         <w:t xml:space="preserve">. Товар подлежит хранению </w:t>
       </w:r>
       <w:r>
-        <w:t xml:space="preserve">в течение 48 часов</w:t>
+        <w:t xml:space="preserve">в течение 12 часов</w:t>
       </w:r>
       <w:r>
         <w:t xml:space="preserve"> при температуре не выше +4 °C. Срок исковой давности по требованиям, вытекающим из Договора, составляет </w:t>
@@ -465,7 +560,7 @@
           </w:tcPr>
           <w:p>
             <w:r>
-              <w:t xml:space="preserve">2176092569</w:t>
+              <w:t xml:space="preserve">9516034181</w:t>
             </w:r>
           </w:p>
         </w:tc>
@@ -493,7 +588,7 @@
         <w:t xml:space="preserve">Полномочия подтверждаются свидетельством о рождении, выдано </w:t>
       </w:r>
       <w:r>
-        <w:t xml:space="preserve">13.11.2012</w:t>
+        <w:t xml:space="preserve">23.06.2022</w:t>
       </w:r>
       <w:r>
         <w:t xml:space="preserve"> отделом ЗАГС.</w:t>
@@ -522,7 +617,7 @@
           </w:tcPr>
           <w:p>
             <w:r>
-              <w:t xml:space="preserve">8</w:t>
+              <w:t xml:space="preserve">5</w:t>
             </w:r>
           </w:p>
         </w:tc>
@@ -572,7 +667,7 @@
         <w:t xml:space="preserve">3.1. Место исполнения обязательств: </w:t>
       </w:r>
       <w:r>
-        <w:t xml:space="preserve">а/я 34, г. Нижний Новгород, 603000</w:t>
+        <w:t xml:space="preserve">а/я 1, г. Екатеринбург, 620014</w:t>
       </w:r>
       <w:r>
         <w:t xml:space="preserve">.</w:t>
@@ -589,7 +684,7 @@
         <w:t xml:space="preserve"> по телефону </w:t>
       </w:r>
       <w:r>
-        <w:t xml:space="preserve">+78123395482</w:t>
+        <w:t xml:space="preserve">+78463915141</w:t>
       </w:r>
       <w:r>
         <w:t xml:space="preserve">.</w:t>
@@ -600,7 +695,111 @@
         <w:t xml:space="preserve">3.3. Срок исполнения обязательств — </w:t>
       </w:r>
       <w:r>
-        <w:t xml:space="preserve">в течение 30 (Тридцати) рабочих дней с момента подписания акта</w:t>
+        <w:t xml:space="preserve">в течение 60 (Шестидесяти) рабочих дней с момента подписания акта</w:t>
+      </w:r>
+      <w:r>
+        <w:t xml:space="preserve">.</w:t>
+      </w:r>
+    </w:p>
+    <w:p>
+      <w:r>
+        <w:t xml:space="preserve">3.4. </w:t>
+      </w:r>
+      <w:r>
+        <w:t xml:space="preserve">Работы выполняются за счёт средств бюджета по коду бюджетной классификации </w:t>
+      </w:r>
+      <w:r>
+        <w:t xml:space="preserve">18205831069192206233</w:t>
+      </w:r>
+      <w:r>
+        <w:t xml:space="preserve">. Прибор учёта (счётчик) № </w:t>
+      </w:r>
+      <w:r>
+        <w:t xml:space="preserve">39684686961904093192</w:t>
+      </w:r>
+      <w:r>
+        <w:t xml:space="preserve">.</w:t>
+      </w:r>
+    </w:p>
+    <w:p>
+      <w:r>
+        <w:t xml:space="preserve">3.5. </w:t>
+      </w:r>
+      <w:r>
+        <w:t xml:space="preserve">Счёт на оплату выставляется с уникальным идентификатором начисления </w:t>
+      </w:r>
+      <w:r>
+        <w:t xml:space="preserve">18209751838733987779</w:t>
+      </w:r>
+      <w:r>
+        <w:t xml:space="preserve">. Счёт-проформа к настоящему Договору имеет номер </w:t>
+      </w:r>
+      <w:r>
+        <w:t xml:space="preserve">77771026718501280062</w:t>
+      </w:r>
+      <w:r>
+        <w:t xml:space="preserve">. Списание со счёта производится в очерёдности статьи 855 Гражданского кодекса Российской Федерации, код вида дохода </w:t>
+      </w:r>
+      <w:r>
+        <w:t xml:space="preserve">18210025785611820325</w:t>
+      </w:r>
+      <w:r>
+        <w:t xml:space="preserve">.</w:t>
+      </w:r>
+    </w:p>
+    <w:p>
+      <w:r>
+        <w:t xml:space="preserve">3.6. </w:t>
+      </w:r>
+      <w:r>
+        <w:t xml:space="preserve">ИНН иностранного контрагента не присваивается; номер записи в торговом реестре — </w:t>
+      </w:r>
+      <w:r>
+        <w:t xml:space="preserve">8849797223</w:t>
+      </w:r>
+      <w:r>
+        <w:t xml:space="preserve">. ИНН приводится в приложении; номер спецификации — </w:t>
+      </w:r>
+      <w:r>
+        <w:t xml:space="preserve">4290535035</w:t>
+      </w:r>
+      <w:r>
+        <w:t xml:space="preserve">. Постановка на учёт производится по статье 84 Налогового кодекса Российской Федерации, решение № </w:t>
+      </w:r>
+      <w:r>
+        <w:t xml:space="preserve">5461528928</w:t>
+      </w:r>
+      <w:r>
+        <w:t xml:space="preserve">.</w:t>
+      </w:r>
+    </w:p>
+    <w:p>
+      <w:r>
+        <w:t xml:space="preserve">3.7. </w:t>
+      </w:r>
+      <w:r>
+        <w:t xml:space="preserve">Регистрационный номер партии товара — </w:t>
+      </w:r>
+      <w:r>
+        <w:t xml:space="preserve">2176092569</w:t>
+      </w:r>
+      <w:r>
+        <w:t xml:space="preserve">. Содержание примеси не превышает </w:t>
+      </w:r>
+      <w:r>
+        <w:t xml:space="preserve">2,3 %</w:t>
+      </w:r>
+      <w:r>
+        <w:t xml:space="preserve">. Допустимая погрешность прибора — </w:t>
+      </w:r>
+      <w:r>
+        <w:t xml:space="preserve">0,4 %</w:t>
+      </w:r>
+      <w:r>
+        <w:t xml:space="preserve">. Оборудованию присвоен заводской номер </w:t>
+      </w:r>
+      <w:r>
+        <w:t xml:space="preserve">2479442632</w:t>
       </w:r>
       <w:r>
         <w:t xml:space="preserve">.</w:t>
@@ -665,7 +864,7 @@
         <w:t xml:space="preserve">Сторона, для которой создалась невозможность исполнения, обязана уведомить другую Сторону. Срок уведомления — </w:t>
       </w:r>
       <w:r>
-        <w:t xml:space="preserve">в течение 14 (Четырнадцати) дней с даты подписания Сторонами акта сдачи-приемки оказанных услуг</w:t>
+        <w:t xml:space="preserve">в течение 5 (Пяти) дней с даты подписания Сторонами акта сдачи-приемки оказанных услуг</w:t>
       </w:r>
       <w:r>
         <w:t xml:space="preserve">.</w:t>
@@ -679,7 +878,125 @@
         <w:t xml:space="preserve">Все споры и разногласия решаются путём переговоров. Претензионный порядок обязателен, срок ответа на претензию — </w:t>
       </w:r>
       <w:r>
-        <w:t xml:space="preserve">не позднее 20.04.2026</w:t>
+        <w:t xml:space="preserve">не позднее 11.06.2025</w:t>
+      </w:r>
+      <w:r>
+        <w:t xml:space="preserve">.</w:t>
+      </w:r>
+    </w:p>
+    <w:p>
+      <w:r>
+        <w:t xml:space="preserve">4.6. </w:t>
+      </w:r>
+      <w:r>
+        <w:t xml:space="preserve">ИНН физического лица не приводится; лицевой счёт — </w:t>
+      </w:r>
+      <w:r>
+        <w:t xml:space="preserve">291207113728</w:t>
+      </w:r>
+      <w:r>
+        <w:t xml:space="preserve">. ИНН см. приложение; номенклатурный код — </w:t>
+      </w:r>
+      <w:r>
+        <w:t xml:space="preserve">254881491995</w:t>
+      </w:r>
+      <w:r>
+        <w:t xml:space="preserve">. Обработка ИНН ведётся по статье 86 Налогового кодекса Российской Федерации, запрос № </w:t>
+      </w:r>
+      <w:r>
+        <w:t xml:space="preserve">457688262067</w:t>
+      </w:r>
+      <w:r>
+        <w:t xml:space="preserve">.</w:t>
+      </w:r>
+    </w:p>
+    <w:p>
+      <w:r>
+        <w:t xml:space="preserve">4.7. </w:t>
+      </w:r>
+      <w:r>
+        <w:t xml:space="preserve">Накладной на партию присвоен номер </w:t>
+      </w:r>
+      <w:r>
+        <w:t xml:space="preserve">243159084797</w:t>
+      </w:r>
+      <w:r>
+        <w:t xml:space="preserve">. Модуль учёта имеет заводской номер </w:t>
+      </w:r>
+      <w:r>
+        <w:t xml:space="preserve">569124899801</w:t>
+      </w:r>
+      <w:r>
+        <w:t xml:space="preserve">. Уклон монтируемой кровли составляет </w:t>
+      </w:r>
+      <w:r>
+        <w:t xml:space="preserve">5 %</w:t>
+      </w:r>
+      <w:r>
+        <w:t xml:space="preserve">.</w:t>
+      </w:r>
+    </w:p>
+    <w:p>
+      <w:r>
+        <w:t xml:space="preserve">4.8. </w:t>
+      </w:r>
+      <w:r>
+        <w:t xml:space="preserve">Предельная доля иностранного участия по закону — </w:t>
+      </w:r>
+      <w:r>
+        <w:t xml:space="preserve">49 %</w:t>
+      </w:r>
+      <w:r>
+        <w:t xml:space="preserve"> в силу Федерального закона об иностранных инвестициях. В приложении № 3 указана допустимая доля брака — </w:t>
+      </w:r>
+      <w:r>
+        <w:t xml:space="preserve">1,6 %</w:t>
+      </w:r>
+      <w:r>
+        <w:t xml:space="preserve">.</w:t>
+      </w:r>
+    </w:p>
+    <w:p>
+      <w:r>
+        <w:t xml:space="preserve">4.9. </w:t>
+      </w:r>
+      <w:r>
+        <w:t xml:space="preserve">Изготовитель установил срок годности </w:t>
+      </w:r>
+      <w:r>
+        <w:t xml:space="preserve">в течение 24 месяцев</w:t>
+      </w:r>
+      <w:r>
+        <w:t xml:space="preserve"> с даты выпуска. Смесь выдерживается </w:t>
+      </w:r>
+      <w:r>
+        <w:t xml:space="preserve">в течение 24 часов</w:t>
+      </w:r>
+      <w:r>
+        <w:t xml:space="preserve"> при положительной температуре.</w:t>
+      </w:r>
+    </w:p>
+    <w:p>
+      <w:r>
+        <w:t xml:space="preserve">4.10. </w:t>
+      </w:r>
+      <w:r>
+        <w:t xml:space="preserve">Претензии по качеству работ предъявляются </w:t>
+      </w:r>
+      <w:r>
+        <w:t xml:space="preserve">в течение одного года</w:t>
+      </w:r>
+      <w:r>
+        <w:t xml:space="preserve"> по правилам статьи 725 Гражданского кодекса Российской Федерации. Поставщик присутствует на рынке </w:t>
+      </w:r>
+      <w:r>
+        <w:t xml:space="preserve">в течение 7 лет</w:t>
+      </w:r>
+      <w:r>
+        <w:t xml:space="preserve">. Отчётный период оканчивается </w:t>
+      </w:r>
+      <w:r>
+        <w:t xml:space="preserve">не позднее 26.11.2028</w:t>
       </w:r>
       <w:r>
         <w:t xml:space="preserve">.</w:t>
@@ -704,10 +1021,10 @@
         <w:rPr>
           <w:b/>
         </w:rPr>
-        <w:t xml:space="preserve">1/1</w:t>
-      </w:r>
-      <w:r>
-        <w:t xml:space="preserve">50 ключевой ставки ЦБ РФ за каждый день просрочки</w:t>
+        <w:t xml:space="preserve">1</w:t>
+      </w:r>
+      <w:r>
+        <w:t xml:space="preserve">0 (десять) процентов от стоимости неоплаченных работ</w:t>
       </w:r>
       <w:r>
         <w:t xml:space="preserve">.</w:t>
@@ -721,10 +1038,10 @@
         <w:rPr>
           <w:b/>
         </w:rPr>
-        <w:t xml:space="preserve">не позднее 11.10.20</w:t>
-      </w:r>
-      <w:r>
-        <w:t xml:space="preserve">26</w:t>
+        <w:t xml:space="preserve">в течение 1</w:t>
+      </w:r>
+      <w:r>
+        <w:t xml:space="preserve">0 (Десяти) календарных дней с момента выставления счета</w:t>
       </w:r>
       <w:r>
         <w:t xml:space="preserve">.</w:t>
@@ -738,10 +1055,10 @@
         <w:rPr>
           <w:b/>
         </w:rPr>
-        <w:t xml:space="preserve">52/20</w:t>
-      </w:r>
-      <w:r>
-        <w:t xml:space="preserve">23-К</w:t>
+        <w:t xml:space="preserve">49/20</w:t>
+      </w:r>
+      <w:r>
+        <w:t xml:space="preserve">25-П</w:t>
       </w:r>
       <w:r>
         <w:t xml:space="preserve">.</w:t>
@@ -752,9 +1069,9 @@
         <w:t xml:space="preserve">9.4. Контрольная запись: </w:t>
       </w:r>
       <w:r>
-        <w:t xml:space="preserve">7 9</w:t>
+        <w:t xml:space="preserve">40 4</w:t>
         <w:br/>
-        <w:t xml:space="preserve">90 000,81 руб.</w:t>
+        <w:t xml:space="preserve">00 000,87 руб.</w:t>
       </w:r>
       <w:r>
         <w:t xml:space="preserve">.</w:t>
@@ -812,7 +1129,7 @@
               <w:t xml:space="preserve">Адрес регистрации: </w:t>
             </w:r>
             <w:r>
-              <w:t xml:space="preserve">а/я 39, г. Екатеринбург, 620014</w:t>
+              <w:t xml:space="preserve">а/я 21, г. Москва, 101000</w:t>
             </w:r>
           </w:p>
           <w:p>
@@ -851,7 +1168,7 @@
               <w:t xml:space="preserve">Тел.: </w:t>
             </w:r>
             <w:r>
-              <w:t xml:space="preserve">+7 383 253 19 61</w:t>
+              <w:t xml:space="preserve">8-383-268-27-38</w:t>
             </w:r>
           </w:p>
           <w:p>
@@ -859,7 +1176,7 @@
               <w:t xml:space="preserve">E-mail: </w:t>
             </w:r>
             <w:r>
-              <w:t xml:space="preserve">komarov@inbox.ru</w:t>
+              <w:t xml:space="preserve">komarov@corp-tehno.ru</w:t>
             </w:r>
           </w:p>
           <w:p/>
@@ -897,7 +1214,7 @@
               <w:t xml:space="preserve">Адрес регистрации: </w:t>
             </w:r>
             <w:r>
-              <w:t xml:space="preserve">а/я 40, г. Сергиев Посад, 141300</w:t>
+              <w:t xml:space="preserve">а/я 22, г. Пермь, 614000</w:t>
             </w:r>
           </w:p>
           <w:p>
@@ -936,7 +1253,7 @@
               <w:t xml:space="preserve">Тел.: </w:t>
             </w:r>
             <w:r>
-              <w:t xml:space="preserve">8-843-847-62-11</w:t>
+              <w:t xml:space="preserve">8-846-318-96-37</w:t>
             </w:r>
           </w:p>
           <w:p>
@@ -944,7 +1261,7 @@
               <w:t xml:space="preserve">E-mail: </w:t>
             </w:r>
             <w:r>
-              <w:t xml:space="preserve">vorobev@inbox.ru</w:t>
+              <w:t xml:space="preserve">vorobev@yandex.ru</w:t>
             </w:r>
           </w:p>
           <w:p/>
@@ -1026,19 +1343,19 @@
         <w:t xml:space="preserve">Реквизиты для возврата: </w:t>
       </w:r>
       <w:r>
-        <w:t xml:space="preserve">143000, г. Одинцово, просп. Гагарина, д. 77, кв. 36</w:t>
+        <w:t xml:space="preserve">420111, г. Казань, проезд Победы, д. 84, кв. 65</w:t>
       </w:r>
       <w:r>
         <w:t xml:space="preserve">, ИНН </w:t>
       </w:r>
       <w:r>
-        <w:t xml:space="preserve">0008934891</w:t>
+        <w:t xml:space="preserve">4875793811</w:t>
       </w:r>
       <w:r>
         <w:t xml:space="preserve">, контакт: </w:t>
       </w:r>
       <w:r>
-        <w:t xml:space="preserve">Смирнов Роман Владимирович</w:t>
+        <w:t xml:space="preserve">Воробьёв Дмитрий Дмитриевич</w:t>
       </w:r>
     </w:p>
   </w:footnote>

--- a/tests/corpus_v2/docs/lease_0004.docx
+++ b/tests/corpus_v2/docs/lease_0004.docx
@@ -1072,6 +1072,37 @@
         <w:t xml:space="preserve">40 4</w:t>
         <w:br/>
         <w:t xml:space="preserve">00 000,87 руб.</w:t>
+      </w:r>
+      <w:r>
+        <w:t xml:space="preserve">.</w:t>
+      </w:r>
+    </w:p>
+    <w:p/>
+    <w:p>
+      <w:r>
+        <w:rPr>
+          <w:b/>
+        </w:rPr>
+        <w:t xml:space="preserve">6. ОСОБЫЕ УСЛОВИЯ ОТДЕЛЬНЫХ ВИДОВ ДАННЫХ</w:t>
+      </w:r>
+    </w:p>
+    <w:p>
+      <w:r>
+        <w:t xml:space="preserve">6.1. Полномочия представителя подтверждены доверенностью, реестровый номер </w:t>
+      </w:r>
+      <w:r>
+        <w:t xml:space="preserve">78/1445-н/78-2022-12-7</w:t>
+      </w:r>
+      <w:r>
+        <w:t xml:space="preserve">.</w:t>
+      </w:r>
+    </w:p>
+    <w:p>
+      <w:r>
+        <w:t xml:space="preserve">6.2. Для сопоставления в учёте указывается: </w:t>
+      </w:r>
+      <w:r>
+        <w:t xml:space="preserve">ГОСТ Р 52044-2003</w:t>
       </w:r>
       <w:r>
         <w:t xml:space="preserve">.</w:t>

--- a/tests/corpus_v2/docs/lease_0004.docx
+++ b/tests/corpus_v2/docs/lease_0004.docx
@@ -1088,21 +1088,87 @@
     </w:p>
     <w:p>
       <w:r>
-        <w:t xml:space="preserve">6.1. Полномочия представителя подтверждены доверенностью, реестровый номер </w:t>
-      </w:r>
-      <w:r>
-        <w:t xml:space="preserve">78/1445-н/78-2022-12-7</w:t>
-      </w:r>
-      <w:r>
-        <w:t xml:space="preserve">.</w:t>
-      </w:r>
-    </w:p>
-    <w:p>
-      <w:r>
-        <w:t xml:space="preserve">6.2. Для сопоставления в учёте указывается: </w:t>
-      </w:r>
-      <w:r>
-        <w:t xml:space="preserve">ГОСТ Р 52044-2003</w:t>
+        <w:t xml:space="preserve">6.1. Работы выполняются на основании ранее заключённого Договора № </w:t>
+      </w:r>
+      <w:r>
+        <w:t xml:space="preserve">СУБ-44/2023</w:t>
+      </w:r>
+      <w:r>
+        <w:t xml:space="preserve"> между теми же сторонами.</w:t>
+      </w:r>
+    </w:p>
+    <w:p>
+      <w:r>
+        <w:t xml:space="preserve">6.2. Первичные документы: </w:t>
+      </w:r>
+      <w:r>
+        <w:t xml:space="preserve">счёт-фактура выставлена без ссылки на номер</w:t>
+      </w:r>
+      <w:r>
+        <w:t xml:space="preserve">.</w:t>
+      </w:r>
+    </w:p>
+    <w:p>
+      <w:r>
+        <w:t xml:space="preserve">6.3. Запись о лицензии внесена в реестр за регистрационным номером </w:t>
+      </w:r>
+      <w:r>
+        <w:t xml:space="preserve">895217304</w:t>
+      </w:r>
+      <w:r>
+        <w:t xml:space="preserve">.</w:t>
+      </w:r>
+    </w:p>
+    <w:p>
+      <w:r>
+        <w:t xml:space="preserve">6.4. Внутренний учёт ведётся отдельно: </w:t>
+      </w:r>
+      <w:r>
+        <w:t xml:space="preserve">номер заявки 987654321</w:t>
+      </w:r>
+      <w:r>
+        <w:t xml:space="preserve">.</w:t>
+      </w:r>
+    </w:p>
+    <w:p>
+      <w:r>
+        <w:t xml:space="preserve">6.5. Полномочия представителя подтверждены доверенностью, реестровый номер </w:t>
+      </w:r>
+      <w:r>
+        <w:t xml:space="preserve">77/714-н/77-2024-1-502</w:t>
+      </w:r>
+      <w:r>
+        <w:t xml:space="preserve">.</w:t>
+      </w:r>
+    </w:p>
+    <w:p>
+      <w:r>
+        <w:t xml:space="preserve">6.6. Для сопоставления в учёте указывается: </w:t>
+      </w:r>
+      <w:r>
+        <w:t xml:space="preserve">срок действия 12/2024-06/2025</w:t>
+      </w:r>
+      <w:r>
+        <w:t xml:space="preserve">.</w:t>
+      </w:r>
+    </w:p>
+    <w:p>
+      <w:r>
+        <w:t xml:space="preserve">6.7. Решение принято большинством в </w:t>
+      </w:r>
+      <w:r>
+        <w:t xml:space="preserve">40 % уставного капитала</w:t>
+      </w:r>
+      <w:r>
+        <w:t xml:space="preserve"> от общего числа голосов членов совета директоров.</w:t>
+      </w:r>
+    </w:p>
+    <w:p>
+      <w:r>
+        <w:t xml:space="preserve">6.8. Кворум определяется уставом: </w:t>
+      </w:r>
+      <w:r>
+        <w:t xml:space="preserve">большинством голосов присутствующих участников</w:t>
       </w:r>
       <w:r>
         <w:t xml:space="preserve">.</w:t>

--- a/tests/corpus_v2/docs/lease_0004.docx
+++ b/tests/corpus_v2/docs/lease_0004.docx
@@ -1088,10 +1088,32 @@
     </w:p>
     <w:p>
       <w:r>
-        <w:t xml:space="preserve">6.1. Работы выполняются на основании ранее заключённого Договора № </w:t>
-      </w:r>
-      <w:r>
-        <w:t xml:space="preserve">СУБ-44/2023</w:t>
+        <w:t xml:space="preserve">6.1. Стороны ранее заключили </w:t>
+      </w:r>
+      <w:r>
+        <w:t xml:space="preserve">договор подряда</w:t>
+      </w:r>
+      <w:r>
+        <w:t xml:space="preserve"> на сопоставимых условиях.</w:t>
+      </w:r>
+    </w:p>
+    <w:p>
+      <w:r>
+        <w:t xml:space="preserve">6.2. Прочие условия: </w:t>
+      </w:r>
+      <w:r>
+        <w:t xml:space="preserve">реквизиты первичных документов приведены в приложении</w:t>
+      </w:r>
+      <w:r>
+        <w:t xml:space="preserve">.</w:t>
+      </w:r>
+    </w:p>
+    <w:p>
+      <w:r>
+        <w:t xml:space="preserve">6.3. Работы выполняются на основании ранее заключённого Договора № </w:t>
+      </w:r>
+      <w:r>
+        <w:t xml:space="preserve">17595/001-сс</w:t>
       </w:r>
       <w:r>
         <w:t xml:space="preserve"> между теми же сторонами.</w:t>
@@ -1099,29 +1121,73 @@
     </w:p>
     <w:p>
       <w:r>
-        <w:t xml:space="preserve">6.2. Первичные документы: </w:t>
-      </w:r>
-      <w:r>
-        <w:t xml:space="preserve">счёт-фактура выставлена без ссылки на номер</w:t>
-      </w:r>
-      <w:r>
-        <w:t xml:space="preserve">.</w:t>
-      </w:r>
-    </w:p>
-    <w:p>
-      <w:r>
-        <w:t xml:space="preserve">6.3. Запись о лицензии внесена в реестр за регистрационным номером </w:t>
-      </w:r>
-      <w:r>
-        <w:t xml:space="preserve">895217304</w:t>
-      </w:r>
-      <w:r>
-        <w:t xml:space="preserve">.</w:t>
-      </w:r>
-    </w:p>
-    <w:p>
-      <w:r>
-        <w:t xml:space="preserve">6.4. Внутренний учёт ведётся отдельно: </w:t>
+        <w:t xml:space="preserve">6.4. Первичные документы: </w:t>
+      </w:r>
+      <w:r>
+        <w:t xml:space="preserve">лицензия Л035-01298-77/00123456 Рособрнадзора</w:t>
+      </w:r>
+      <w:r>
+        <w:t xml:space="preserve">.</w:t>
+      </w:r>
+    </w:p>
+    <w:p>
+      <w:r>
+        <w:t xml:space="preserve">6.5. Паспорт гражданина Российской Федерации выдан </w:t>
+      </w:r>
+      <w:r>
+        <w:t xml:space="preserve">Отделением по вопросам миграции ОМВД России по Кировскому району</w:t>
+      </w:r>
+      <w:r>
+        <w:t xml:space="preserve">, паспорт предъявлен при подписании.</w:t>
+      </w:r>
+    </w:p>
+    <w:p>
+      <w:r>
+        <w:t xml:space="preserve">6.6. Сопутствующие сведения: </w:t>
+      </w:r>
+      <w:r>
+        <w:t xml:space="preserve">паспорт выдан, реквизиты приведены в приложении</w:t>
+      </w:r>
+      <w:r>
+        <w:t xml:space="preserve">.</w:t>
+      </w:r>
+    </w:p>
+    <w:p>
+      <w:r>
+        <w:t xml:space="preserve">6.7. Запись о государственной регистрации внесена регистрирующим органом: </w:t>
+      </w:r>
+      <w:r>
+        <w:t xml:space="preserve">МИФНС России № 15 по Санкт-Петербургу</w:t>
+      </w:r>
+      <w:r>
+        <w:t xml:space="preserve">.</w:t>
+      </w:r>
+    </w:p>
+    <w:p>
+      <w:r>
+        <w:t xml:space="preserve">6.8. Общие сведения о регистрации: </w:t>
+      </w:r>
+      <w:r>
+        <w:t xml:space="preserve">сведения о юридическом лице содержатся в ЕГРЮЛ</w:t>
+      </w:r>
+      <w:r>
+        <w:t xml:space="preserve">.</w:t>
+      </w:r>
+    </w:p>
+    <w:p>
+      <w:r>
+        <w:t xml:space="preserve">6.9. Запись о лицензии внесена в реестр за регистрационным номером </w:t>
+      </w:r>
+      <w:r>
+        <w:t xml:space="preserve">731004592</w:t>
+      </w:r>
+      <w:r>
+        <w:t xml:space="preserve">.</w:t>
+      </w:r>
+    </w:p>
+    <w:p>
+      <w:r>
+        <w:t xml:space="preserve">6.10. Внутренний учёт ведётся отдельно: </w:t>
       </w:r>
       <w:r>
         <w:t xml:space="preserve">номер заявки 987654321</w:t>
@@ -1132,32 +1198,32 @@
     </w:p>
     <w:p>
       <w:r>
-        <w:t xml:space="preserve">6.5. Полномочия представителя подтверждены доверенностью, реестровый номер </w:t>
-      </w:r>
-      <w:r>
-        <w:t xml:space="preserve">77/714-н/77-2024-1-502</w:t>
-      </w:r>
-      <w:r>
-        <w:t xml:space="preserve">.</w:t>
-      </w:r>
-    </w:p>
-    <w:p>
-      <w:r>
-        <w:t xml:space="preserve">6.6. Для сопоставления в учёте указывается: </w:t>
-      </w:r>
-      <w:r>
-        <w:t xml:space="preserve">срок действия 12/2024-06/2025</w:t>
-      </w:r>
-      <w:r>
-        <w:t xml:space="preserve">.</w:t>
-      </w:r>
-    </w:p>
-    <w:p>
-      <w:r>
-        <w:t xml:space="preserve">6.7. Решение принято большинством в </w:t>
-      </w:r>
-      <w:r>
-        <w:t xml:space="preserve">40 % уставного капитала</w:t>
+        <w:t xml:space="preserve">6.11. Полномочия представителя подтверждены доверенностью, реестровый номер </w:t>
+      </w:r>
+      <w:r>
+        <w:t xml:space="preserve">78/1445-н/78-2022-12-7</w:t>
+      </w:r>
+      <w:r>
+        <w:t xml:space="preserve">.</w:t>
+      </w:r>
+    </w:p>
+    <w:p>
+      <w:r>
+        <w:t xml:space="preserve">6.12. Для сопоставления в учёте указывается: </w:t>
+      </w:r>
+      <w:r>
+        <w:t xml:space="preserve">пп. 4/5-1 и 7/2-3 Правил страхования</w:t>
+      </w:r>
+      <w:r>
+        <w:t xml:space="preserve">.</w:t>
+      </w:r>
+    </w:p>
+    <w:p>
+      <w:r>
+        <w:t xml:space="preserve">6.13. Решение принято большинством в </w:t>
+      </w:r>
+      <w:r>
+        <w:t xml:space="preserve">9 % уставного капитала общества</w:t>
       </w:r>
       <w:r>
         <w:t xml:space="preserve"> от общего числа голосов членов совета директоров.</w:t>
@@ -1165,7 +1231,7 @@
     </w:p>
     <w:p>
       <w:r>
-        <w:t xml:space="preserve">6.8. Кворум определяется уставом: </w:t>
+        <w:t xml:space="preserve">6.14. Кворум определяется уставом: </w:t>
       </w:r>
       <w:r>
         <w:t xml:space="preserve">большинством голосов присутствующих участников</w:t>

--- a/tests/corpus_v2/docs/lease_0004.docx
+++ b/tests/corpus_v2/docs/lease_0004.docx
@@ -36,7 +36,7 @@
         <w:t xml:space="preserve">     </w:t>
       </w:r>
       <w:r>
-        <w:t xml:space="preserve">01.03.2024</w:t>
+        <w:t xml:space="preserve">«01» марта 2024 г.</w:t>
       </w:r>
     </w:p>
     <w:p/>
